--- a/checklist.docx
+++ b/checklist.docx
@@ -2,15 +2,14 @@
 <file path=word/document.xml><?xml version="1.0" encoding="utf-8"?>
 <w:document xmlns:w="http://schemas.openxmlformats.org/wordprocessingml/2006/main" xmlns:m="http://schemas.openxmlformats.org/officeDocument/2006/math" xmlns:r="http://schemas.openxmlformats.org/officeDocument/2006/relationships" xmlns:o="urn:schemas-microsoft-com:office:office" xmlns:v="urn:schemas-microsoft-com:vml" xmlns:w10="urn:schemas-microsoft-com:office:word" xmlns:a="http://schemas.openxmlformats.org/drawingml/2006/main" xmlns:pic="http://schemas.openxmlformats.org/drawingml/2006/picture" xmlns:wp="http://schemas.openxmlformats.org/drawingml/2006/wordprocessingDrawing">
   <w:body>
+    <w:bookmarkStart w:id="48" w:name="end-of-life-disaster-response"/>
     <w:p>
       <w:pPr>
         <w:pStyle w:val="Heading1"/>
       </w:pPr>
-      <w:bookmarkStart w:id="20" w:name="end-of-life-disaster-response"/>
       <w:r>
         <w:t xml:space="preserve">End-of-life disaster response</w:t>
       </w:r>
-      <w:bookmarkEnd w:id="20"/>
     </w:p>
     <w:p>
       <w:pPr>
@@ -25,11 +24,12 @@
         <w:pStyle w:val="BodyText"/>
       </w:pPr>
       <w:r>
-        <w:t xml:space="preserve">Contact the following friends and family directly before announcing it on Twitter. Open up my laptop, create a note, then copy/paste it to:</w:t>
-      </w:r>
-    </w:p>
-    <w:p>
-      <w:pPr>
+        <w:t xml:space="preserve">Contact the following friends and family directly before announcing it on X (Twitter). Open up my laptop, create a note, then copy/paste it to:</w:t>
+      </w:r>
+    </w:p>
+    <w:p>
+      <w:pPr>
+        <w:pStyle w:val="Compact"/>
         <w:numPr>
           <w:ilvl w:val="0"/>
           <w:numId w:val="1001"/>
@@ -41,6 +41,7 @@
     </w:p>
     <w:p>
       <w:pPr>
+        <w:pStyle w:val="Compact"/>
         <w:numPr>
           <w:ilvl w:val="0"/>
           <w:numId w:val="1001"/>
@@ -52,6 +53,7 @@
     </w:p>
     <w:p>
       <w:pPr>
+        <w:pStyle w:val="Compact"/>
         <w:numPr>
           <w:ilvl w:val="0"/>
           <w:numId w:val="1001"/>
@@ -63,17 +65,19 @@
     </w:p>
     <w:p>
       <w:pPr>
+        <w:pStyle w:val="Compact"/>
         <w:numPr>
           <w:ilvl w:val="0"/>
           <w:numId w:val="1001"/>
         </w:numPr>
       </w:pPr>
       <w:r>
-        <w:t xml:space="preserve">Skype: Peter</w:t>
-      </w:r>
-    </w:p>
-    <w:p>
-      <w:pPr>
+        <w:t xml:space="preserve">Signal: Peter</w:t>
+      </w:r>
+    </w:p>
+    <w:p>
+      <w:pPr>
+        <w:pStyle w:val="Compact"/>
         <w:numPr>
           <w:ilvl w:val="0"/>
           <w:numId w:val="1001"/>
@@ -85,6 +89,7 @@
     </w:p>
     <w:p>
       <w:pPr>
+        <w:pStyle w:val="Compact"/>
         <w:numPr>
           <w:ilvl w:val="0"/>
           <w:numId w:val="1001"/>
@@ -96,6 +101,7 @@
     </w:p>
     <w:p>
       <w:pPr>
+        <w:pStyle w:val="Compact"/>
         <w:numPr>
           <w:ilvl w:val="0"/>
           <w:numId w:val="1001"/>
@@ -110,18 +116,17 @@
         <w:pStyle w:val="FirstParagraph"/>
       </w:pPr>
       <w:r>
-        <w:t xml:space="preserve">Then let ppl on Twitter, Facebook and Instagram know.</w:t>
-      </w:r>
-    </w:p>
+        <w:t xml:space="preserve">Then let ppl on X (Twitter), Facebook and Instagram know.</w:t>
+      </w:r>
+    </w:p>
+    <w:bookmarkStart w:id="27" w:name="tech"/>
     <w:p>
       <w:pPr>
         <w:pStyle w:val="Heading2"/>
       </w:pPr>
-      <w:bookmarkStart w:id="21" w:name="tech"/>
       <w:r>
         <w:t xml:space="preserve">Tech</w:t>
       </w:r>
-      <w:bookmarkEnd w:id="21"/>
     </w:p>
     <w:p>
       <w:pPr>
@@ -131,15 +136,14 @@
         <w:t xml:space="preserve">This section covers the topics that will help you access my emails and website logins. It’ll also let you know who to give my tech things to or who to ask for help when something breaks.</w:t>
       </w:r>
     </w:p>
+    <w:bookmarkStart w:id="9" w:name="emails"/>
     <w:p>
       <w:pPr>
         <w:pStyle w:val="Heading3"/>
       </w:pPr>
-      <w:bookmarkStart w:id="22" w:name="emails"/>
       <w:r>
         <w:t xml:space="preserve">Emails</w:t>
       </w:r>
-      <w:bookmarkEnd w:id="22"/>
     </w:p>
     <w:p>
       <w:pPr>
@@ -151,6 +155,7 @@
     </w:p>
     <w:p>
       <w:pPr>
+        <w:pStyle w:val="Compact"/>
         <w:numPr>
           <w:ilvl w:val="0"/>
           <w:numId w:val="1002"/>
@@ -162,6 +167,7 @@
     </w:p>
     <w:p>
       <w:pPr>
+        <w:pStyle w:val="Compact"/>
         <w:numPr>
           <w:ilvl w:val="0"/>
           <w:numId w:val="1002"/>
@@ -179,51 +185,55 @@
         <w:t xml:space="preserve">Add me@fake.com to your phone, actually, since that’s where we get our shipping alerts.</w:t>
       </w:r>
     </w:p>
+    <w:bookmarkEnd w:id="9"/>
+    <w:bookmarkStart w:id="10" w:name="domains-and-blogs"/>
     <w:p>
       <w:pPr>
         <w:pStyle w:val="Heading3"/>
       </w:pPr>
-      <w:bookmarkStart w:id="23" w:name="domains-and-blogs"/>
       <w:r>
         <w:t xml:space="preserve">Domains and blogs</w:t>
       </w:r>
-      <w:bookmarkEnd w:id="23"/>
-    </w:p>
-    <w:p>
-      <w:pPr>
+    </w:p>
+    <w:p>
+      <w:pPr>
+        <w:pStyle w:val="Compact"/>
         <w:numPr>
           <w:ilvl w:val="0"/>
           <w:numId w:val="1003"/>
         </w:numPr>
       </w:pPr>
       <w:r>
-        <w:t xml:space="preserve">All of my domains are managed via Google Domains and CloudFlare</w:t>
-      </w:r>
-    </w:p>
-    <w:p>
-      <w:pPr>
+        <w:t xml:space="preserve">All of my domains are managed via Squarespace Domains and Cloudflare</w:t>
+      </w:r>
+    </w:p>
+    <w:p>
+      <w:pPr>
+        <w:pStyle w:val="Compact"/>
         <w:numPr>
           <w:ilvl w:val="1"/>
           <w:numId w:val="1004"/>
         </w:numPr>
       </w:pPr>
       <w:r>
-        <w:t xml:space="preserve">Google Domains auto renews and needs an updated Credit Card to keep going</w:t>
-      </w:r>
-    </w:p>
-    <w:p>
-      <w:pPr>
+        <w:t xml:space="preserve">Squarespace auto renews and needs an updated Credit Card to keep going</w:t>
+      </w:r>
+    </w:p>
+    <w:p>
+      <w:pPr>
+        <w:pStyle w:val="Compact"/>
         <w:numPr>
           <w:ilvl w:val="0"/>
           <w:numId w:val="1003"/>
         </w:numPr>
       </w:pPr>
       <w:r>
-        <w:t xml:space="preserve">xyz.io – Keep this paid via Google Domains or transfer to Danielle Smith</w:t>
-      </w:r>
-    </w:p>
-    <w:p>
-      <w:pPr>
+        <w:t xml:space="preserve">xyz.io – Keep this paid via Squarespace or transfer to Danielle Smith</w:t>
+      </w:r>
+    </w:p>
+    <w:p>
+      <w:pPr>
+        <w:pStyle w:val="Compact"/>
         <w:numPr>
           <w:ilvl w:val="0"/>
           <w:numId w:val="1003"/>
@@ -233,15 +243,15 @@
         <w:t xml:space="preserve">fakblog.com – Transfer to Blake</w:t>
       </w:r>
     </w:p>
+    <w:bookmarkEnd w:id="10"/>
+    <w:bookmarkStart w:id="11" w:name="password-managers"/>
     <w:p>
       <w:pPr>
         <w:pStyle w:val="Heading3"/>
       </w:pPr>
-      <w:bookmarkStart w:id="24" w:name="password-managers"/>
       <w:r>
         <w:t xml:space="preserve">Password Managers</w:t>
       </w:r>
-      <w:bookmarkEnd w:id="24"/>
     </w:p>
     <w:p>
       <w:pPr>
@@ -253,6 +263,7 @@
     </w:p>
     <w:p>
       <w:pPr>
+        <w:pStyle w:val="Compact"/>
         <w:numPr>
           <w:ilvl w:val="0"/>
           <w:numId w:val="1005"/>
@@ -262,18 +273,19 @@
         <w:t xml:space="preserve">KeePass. My master password is (printed, no script): _________________________________________</w:t>
       </w:r>
     </w:p>
+    <w:bookmarkEnd w:id="11"/>
+    <w:bookmarkStart w:id="12" w:name="subscriptions"/>
     <w:p>
       <w:pPr>
         <w:pStyle w:val="Heading3"/>
       </w:pPr>
-      <w:bookmarkStart w:id="25" w:name="subscriptions"/>
       <w:r>
         <w:t xml:space="preserve">Subscriptions</w:t>
       </w:r>
-      <w:bookmarkEnd w:id="25"/>
-    </w:p>
-    <w:p>
-      <w:pPr>
+    </w:p>
+    <w:p>
+      <w:pPr>
+        <w:pStyle w:val="Compact"/>
         <w:numPr>
           <w:ilvl w:val="0"/>
           <w:numId w:val="1006"/>
@@ -285,6 +297,7 @@
     </w:p>
     <w:p>
       <w:pPr>
+        <w:pStyle w:val="Compact"/>
         <w:numPr>
           <w:ilvl w:val="0"/>
           <w:numId w:val="1006"/>
@@ -296,6 +309,7 @@
     </w:p>
     <w:p>
       <w:pPr>
+        <w:pStyle w:val="Compact"/>
         <w:numPr>
           <w:ilvl w:val="0"/>
           <w:numId w:val="1006"/>
@@ -307,35 +321,19 @@
     </w:p>
     <w:p>
       <w:pPr>
+        <w:pStyle w:val="Compact"/>
         <w:numPr>
           <w:ilvl w:val="0"/>
           <w:numId w:val="1006"/>
         </w:numPr>
       </w:pPr>
       <w:r>
-        <w:t xml:space="preserve">Amazon Prime + my</w:t>
-      </w:r>
-      <w:r>
-        <w:t xml:space="preserve"> </w:t>
-      </w:r>
-      <w:r>
-        <w:t xml:space="preserve">“</w:t>
-      </w:r>
-      <w:r>
-        <w:t xml:space="preserve">Channels</w:t>
-      </w:r>
-      <w:r>
-        <w:t xml:space="preserve">”</w:t>
-      </w:r>
-      <w:r>
-        <w:t xml:space="preserve"> </w:t>
-      </w:r>
-      <w:r>
-        <w:t xml:space="preserve">that you don’t watch. Keep Amazon Prime, cancel my true crime channels.</w:t>
-      </w:r>
-    </w:p>
-    <w:p>
-      <w:pPr>
+        <w:t xml:space="preserve">Amazon Prime + my “Channels” that you don’t watch. Keep Amazon Prime, cancel my true crime channels.</w:t>
+      </w:r>
+    </w:p>
+    <w:p>
+      <w:pPr>
+        <w:pStyle w:val="Compact"/>
         <w:numPr>
           <w:ilvl w:val="0"/>
           <w:numId w:val="1006"/>
@@ -347,6 +345,7 @@
     </w:p>
     <w:p>
       <w:pPr>
+        <w:pStyle w:val="Compact"/>
         <w:numPr>
           <w:ilvl w:val="0"/>
           <w:numId w:val="1006"/>
@@ -358,6 +357,7 @@
     </w:p>
     <w:p>
       <w:pPr>
+        <w:pStyle w:val="Compact"/>
         <w:numPr>
           <w:ilvl w:val="0"/>
           <w:numId w:val="1006"/>
@@ -369,6 +369,7 @@
     </w:p>
     <w:p>
       <w:pPr>
+        <w:pStyle w:val="Compact"/>
         <w:numPr>
           <w:ilvl w:val="1"/>
           <w:numId w:val="1007"/>
@@ -380,6 +381,7 @@
     </w:p>
     <w:p>
       <w:pPr>
+        <w:pStyle w:val="Compact"/>
         <w:numPr>
           <w:ilvl w:val="0"/>
           <w:numId w:val="1006"/>
@@ -391,6 +393,7 @@
     </w:p>
     <w:p>
       <w:pPr>
+        <w:pStyle w:val="Compact"/>
         <w:numPr>
           <w:ilvl w:val="1"/>
           <w:numId w:val="1008"/>
@@ -402,6 +405,7 @@
     </w:p>
     <w:p>
       <w:pPr>
+        <w:pStyle w:val="Compact"/>
         <w:numPr>
           <w:ilvl w:val="0"/>
           <w:numId w:val="1006"/>
@@ -413,6 +417,7 @@
     </w:p>
     <w:p>
       <w:pPr>
+        <w:pStyle w:val="Compact"/>
         <w:numPr>
           <w:ilvl w:val="1"/>
           <w:numId w:val="1009"/>
@@ -424,6 +429,7 @@
     </w:p>
     <w:p>
       <w:pPr>
+        <w:pStyle w:val="Compact"/>
         <w:numPr>
           <w:ilvl w:val="1"/>
           <w:numId w:val="1009"/>
@@ -435,6 +441,7 @@
     </w:p>
     <w:p>
       <w:pPr>
+        <w:pStyle w:val="Compact"/>
         <w:numPr>
           <w:ilvl w:val="1"/>
           <w:numId w:val="1009"/>
@@ -446,6 +453,7 @@
     </w:p>
     <w:p>
       <w:pPr>
+        <w:pStyle w:val="Compact"/>
         <w:numPr>
           <w:ilvl w:val="1"/>
           <w:numId w:val="1009"/>
@@ -457,67 +465,53 @@
     </w:p>
     <w:p>
       <w:pPr>
+        <w:pStyle w:val="Compact"/>
         <w:numPr>
           <w:ilvl w:val="1"/>
           <w:numId w:val="1009"/>
         </w:numPr>
       </w:pPr>
       <w:r>
-        <w:t xml:space="preserve">Delete anything you don’t want like Wondery+, Twitter, or Apple News</w:t>
-      </w:r>
-    </w:p>
+        <w:t xml:space="preserve">Delete anything you don’t want like Wondery+, X (Twitter), or Apple News</w:t>
+      </w:r>
+    </w:p>
+    <w:bookmarkEnd w:id="12"/>
+    <w:bookmarkStart w:id="13" w:name="homelabs"/>
     <w:p>
       <w:pPr>
         <w:pStyle w:val="Heading3"/>
       </w:pPr>
-      <w:bookmarkStart w:id="26" w:name="homelabs"/>
       <w:r>
         <w:t xml:space="preserve">Homelabs</w:t>
       </w:r>
-      <w:bookmarkEnd w:id="26"/>
-    </w:p>
-    <w:p>
-      <w:pPr>
+    </w:p>
+    <w:p>
+      <w:pPr>
+        <w:pStyle w:val="Compact"/>
         <w:numPr>
           <w:ilvl w:val="0"/>
           <w:numId w:val="1010"/>
         </w:numPr>
       </w:pPr>
       <w:r>
-        <w:t xml:space="preserve">DO NOT SELL WITHOUT FORMATTING OR DESTROYING DISKS. This could be an identity theft disaster.</w:t>
-      </w:r>
-    </w:p>
-    <w:p>
-      <w:pPr>
+        <w:t xml:space="preserve">DO NOT SELL WITHOUT FORMATTING OR DESTROYING DISKS. This could be an identity theft disaster. This goes for drives of any kind — spinning hard drives, SSDs, and the little stick-shaped ones called M.2 or NVMe.</w:t>
+      </w:r>
+    </w:p>
+    <w:p>
+      <w:pPr>
+        <w:pStyle w:val="Compact"/>
         <w:numPr>
           <w:ilvl w:val="0"/>
           <w:numId w:val="1010"/>
         </w:numPr>
       </w:pPr>
       <w:r>
-        <w:t xml:space="preserve">Janet can have my</w:t>
-      </w:r>
-      <w:r>
-        <w:t xml:space="preserve"> </w:t>
-      </w:r>
-      <w:r>
-        <w:t xml:space="preserve">“</w:t>
-      </w:r>
-      <w:r>
-        <w:t xml:space="preserve">big</w:t>
-      </w:r>
-      <w:r>
-        <w:t xml:space="preserve">”</w:t>
-      </w:r>
-      <w:r>
-        <w:t xml:space="preserve"> </w:t>
-      </w:r>
-      <w:r>
-        <w:t xml:space="preserve">black boxes (doesn’t need formatting) and my little black box called a NUC (needs formatting)</w:t>
-      </w:r>
-    </w:p>
-    <w:p>
-      <w:pPr>
+        <w:t xml:space="preserve">Janet can have my “big” black boxes (doesn’t need formatting) and my little black box called a NUC (needs formatting)</w:t>
+      </w:r>
+    </w:p>
+    <w:p>
+      <w:pPr>
+        <w:pStyle w:val="Compact"/>
         <w:numPr>
           <w:ilvl w:val="0"/>
           <w:numId w:val="1010"/>
@@ -529,6 +523,7 @@
     </w:p>
     <w:p>
       <w:pPr>
+        <w:pStyle w:val="Compact"/>
         <w:numPr>
           <w:ilvl w:val="1"/>
           <w:numId w:val="1011"/>
@@ -540,6 +535,7 @@
     </w:p>
     <w:p>
       <w:pPr>
+        <w:pStyle w:val="Compact"/>
         <w:numPr>
           <w:ilvl w:val="1"/>
           <w:numId w:val="1011"/>
@@ -551,6 +547,7 @@
     </w:p>
     <w:p>
       <w:pPr>
+        <w:pStyle w:val="Compact"/>
         <w:numPr>
           <w:ilvl w:val="0"/>
           <w:numId w:val="1010"/>
@@ -560,18 +557,19 @@
         <w:t xml:space="preserve">Ask Peter how to expand Plex but we don’t add anything to it so it shouldn’t be a problem</w:t>
       </w:r>
     </w:p>
+    <w:bookmarkEnd w:id="13"/>
+    <w:bookmarkStart w:id="14" w:name="wireless-network"/>
     <w:p>
       <w:pPr>
         <w:pStyle w:val="Heading3"/>
       </w:pPr>
-      <w:bookmarkStart w:id="27" w:name="wireless-network"/>
       <w:r>
         <w:t xml:space="preserve">Wireless network</w:t>
       </w:r>
-      <w:bookmarkEnd w:id="27"/>
-    </w:p>
-    <w:p>
-      <w:pPr>
+    </w:p>
+    <w:p>
+      <w:pPr>
+        <w:pStyle w:val="Compact"/>
         <w:numPr>
           <w:ilvl w:val="0"/>
           <w:numId w:val="1012"/>
@@ -583,6 +581,7 @@
     </w:p>
     <w:p>
       <w:pPr>
+        <w:pStyle w:val="Compact"/>
         <w:numPr>
           <w:ilvl w:val="0"/>
           <w:numId w:val="1012"/>
@@ -592,18 +591,19 @@
         <w:t xml:space="preserve">Pay him to replace it with something easy. If you move to a smaller place, you can just use the wifi router from the ISP.</w:t>
       </w:r>
     </w:p>
+    <w:bookmarkEnd w:id="14"/>
+    <w:bookmarkStart w:id="15" w:name="restarting-network-services"/>
     <w:p>
       <w:pPr>
         <w:pStyle w:val="Heading3"/>
       </w:pPr>
-      <w:bookmarkStart w:id="28" w:name="restarting-network-services"/>
       <w:r>
         <w:t xml:space="preserve">Restarting network services</w:t>
       </w:r>
-      <w:bookmarkEnd w:id="28"/>
-    </w:p>
-    <w:p>
-      <w:pPr>
+    </w:p>
+    <w:p>
+      <w:pPr>
+        <w:pStyle w:val="Compact"/>
         <w:numPr>
           <w:ilvl w:val="0"/>
           <w:numId w:val="1013"/>
@@ -615,17 +615,19 @@
     </w:p>
     <w:p>
       <w:pPr>
+        <w:pStyle w:val="Compact"/>
         <w:numPr>
           <w:ilvl w:val="0"/>
           <w:numId w:val="1013"/>
         </w:numPr>
       </w:pPr>
       <w:r>
-        <w:t xml:space="preserve">If that doesn’t work, unplug the white disk upstairs and the white disk downtairs. Wait literally 20 minutes because Unifi is wild and takes forever to restart.</w:t>
-      </w:r>
-    </w:p>
-    <w:p>
-      <w:pPr>
+        <w:t xml:space="preserve">If that doesn’t work, unplug the white disk upstairs and the white disk downstairs. Wait literally 20 minutes because Unifi is wild and takes forever to restart.</w:t>
+      </w:r>
+    </w:p>
+    <w:p>
+      <w:pPr>
+        <w:pStyle w:val="Compact"/>
         <w:numPr>
           <w:ilvl w:val="0"/>
           <w:numId w:val="1013"/>
@@ -635,15 +637,15 @@
         <w:t xml:space="preserve">If that doesn’t work either, check to see if there are any voo outages. If not, wait or call Peter.</w:t>
       </w:r>
     </w:p>
+    <w:bookmarkEnd w:id="15"/>
+    <w:bookmarkStart w:id="16" w:name="home-automation-iot-hue-etc"/>
     <w:p>
       <w:pPr>
         <w:pStyle w:val="Heading3"/>
       </w:pPr>
-      <w:bookmarkStart w:id="29" w:name="home-automation-iot-hue-etc"/>
       <w:r>
         <w:t xml:space="preserve">Home automation / IoT (Hue, etc)</w:t>
       </w:r>
-      <w:bookmarkEnd w:id="29"/>
     </w:p>
     <w:p>
       <w:pPr>
@@ -655,6 +657,7 @@
     </w:p>
     <w:p>
       <w:pPr>
+        <w:pStyle w:val="Compact"/>
         <w:numPr>
           <w:ilvl w:val="0"/>
           <w:numId w:val="1014"/>
@@ -666,6 +669,7 @@
     </w:p>
     <w:p>
       <w:pPr>
+        <w:pStyle w:val="Compact"/>
         <w:numPr>
           <w:ilvl w:val="1"/>
           <w:numId w:val="1015"/>
@@ -677,6 +681,7 @@
     </w:p>
     <w:p>
       <w:pPr>
+        <w:pStyle w:val="Compact"/>
         <w:numPr>
           <w:ilvl w:val="0"/>
           <w:numId w:val="1014"/>
@@ -688,6 +693,7 @@
     </w:p>
     <w:p>
       <w:pPr>
+        <w:pStyle w:val="Compact"/>
         <w:numPr>
           <w:ilvl w:val="0"/>
           <w:numId w:val="1014"/>
@@ -699,6 +705,7 @@
     </w:p>
     <w:p>
       <w:pPr>
+        <w:pStyle w:val="Compact"/>
         <w:numPr>
           <w:ilvl w:val="0"/>
           <w:numId w:val="1014"/>
@@ -710,6 +717,7 @@
     </w:p>
     <w:p>
       <w:pPr>
+        <w:pStyle w:val="Compact"/>
         <w:numPr>
           <w:ilvl w:val="0"/>
           <w:numId w:val="1014"/>
@@ -721,6 +729,7 @@
     </w:p>
     <w:p>
       <w:pPr>
+        <w:pStyle w:val="Compact"/>
         <w:numPr>
           <w:ilvl w:val="0"/>
           <w:numId w:val="1014"/>
@@ -732,6 +741,7 @@
     </w:p>
     <w:p>
       <w:pPr>
+        <w:pStyle w:val="Compact"/>
         <w:numPr>
           <w:ilvl w:val="0"/>
           <w:numId w:val="1014"/>
@@ -743,6 +753,7 @@
     </w:p>
     <w:p>
       <w:pPr>
+        <w:pStyle w:val="Compact"/>
         <w:numPr>
           <w:ilvl w:val="1"/>
           <w:numId w:val="1016"/>
@@ -769,18 +780,19 @@
         <w:t xml:space="preserve">).</w:t>
       </w:r>
     </w:p>
+    <w:bookmarkEnd w:id="16"/>
+    <w:bookmarkStart w:id="17" w:name="social-media-accounts"/>
     <w:p>
       <w:pPr>
         <w:pStyle w:val="Heading3"/>
       </w:pPr>
-      <w:bookmarkStart w:id="30" w:name="social-media-accounts"/>
       <w:r>
         <w:t xml:space="preserve">Social Media accounts</w:t>
       </w:r>
-      <w:bookmarkEnd w:id="30"/>
-    </w:p>
-    <w:p>
-      <w:pPr>
+    </w:p>
+    <w:p>
+      <w:pPr>
+        <w:pStyle w:val="Compact"/>
         <w:numPr>
           <w:ilvl w:val="0"/>
           <w:numId w:val="1017"/>
@@ -792,39 +804,43 @@
     </w:p>
     <w:p>
       <w:pPr>
+        <w:pStyle w:val="Compact"/>
         <w:numPr>
           <w:ilvl w:val="0"/>
           <w:numId w:val="1017"/>
         </w:numPr>
       </w:pPr>
       <w:r>
-        <w:t xml:space="preserve">Don’t close Twitter for a few years</w:t>
-      </w:r>
-    </w:p>
-    <w:p>
-      <w:pPr>
+        <w:t xml:space="preserve">Don’t close X (Twitter) for a few years</w:t>
+      </w:r>
+    </w:p>
+    <w:p>
+      <w:pPr>
+        <w:pStyle w:val="Compact"/>
         <w:numPr>
           <w:ilvl w:val="1"/>
           <w:numId w:val="1018"/>
         </w:numPr>
       </w:pPr>
       <w:r>
-        <w:t xml:space="preserve">If you sell my Twitter, make it worth your time, like 1 million then ask a friend to delete all my old posts</w:t>
-      </w:r>
-    </w:p>
-    <w:p>
-      <w:pPr>
+        <w:t xml:space="preserve">If you sell my X account, make it worth your time, like 1 million then ask a friend to delete all my old posts</w:t>
+      </w:r>
+    </w:p>
+    <w:p>
+      <w:pPr>
+        <w:pStyle w:val="Compact"/>
         <w:numPr>
           <w:ilvl w:val="1"/>
           <w:numId w:val="1018"/>
         </w:numPr>
       </w:pPr>
       <w:r>
-        <w:t xml:space="preserve">This will probably require some sort of service because Twitter makes things hard</w:t>
-      </w:r>
-    </w:p>
-    <w:p>
-      <w:pPr>
+        <w:t xml:space="preserve">This will probably require some sort of service because X makes things hard</w:t>
+      </w:r>
+    </w:p>
+    <w:p>
+      <w:pPr>
+        <w:pStyle w:val="Compact"/>
         <w:numPr>
           <w:ilvl w:val="0"/>
           <w:numId w:val="1017"/>
@@ -836,6 +852,7 @@
     </w:p>
     <w:p>
       <w:pPr>
+        <w:pStyle w:val="Compact"/>
         <w:numPr>
           <w:ilvl w:val="0"/>
           <w:numId w:val="1017"/>
@@ -845,15 +862,15 @@
         <w:t xml:space="preserve">Instagram may be enjoyable for you to look back on since it’s just us on vacation :kiss:</w:t>
       </w:r>
     </w:p>
+    <w:bookmarkEnd w:id="17"/>
+    <w:bookmarkStart w:id="18" w:name="fa"/>
     <w:p>
       <w:pPr>
         <w:pStyle w:val="Heading3"/>
       </w:pPr>
-      <w:bookmarkStart w:id="31" w:name="fa"/>
       <w:r>
         <w:t xml:space="preserve">2FA</w:t>
       </w:r>
-      <w:bookmarkEnd w:id="31"/>
     </w:p>
     <w:p>
       <w:pPr>
@@ -866,13 +883,7 @@
         <w:t xml:space="preserve"> </w:t>
       </w:r>
       <w:r>
-        <w:t xml:space="preserve">“</w:t>
-      </w:r>
-      <w:r>
-        <w:t xml:space="preserve">Two factor authentication</w:t>
-      </w:r>
-      <w:r>
-        <w:t xml:space="preserve">”</w:t>
+        <w:t xml:space="preserve">“Two factor authentication”</w:t>
       </w:r>
       <w:r>
         <w:t xml:space="preserve"> </w:t>
@@ -884,13 +895,7 @@
         <w:t xml:space="preserve"> </w:t>
       </w:r>
       <w:r>
-        <w:t xml:space="preserve">“</w:t>
-      </w:r>
-      <w:r>
-        <w:t xml:space="preserve">2FA</w:t>
-      </w:r>
-      <w:r>
-        <w:t xml:space="preserve">”</w:t>
+        <w:t xml:space="preserve">“2FA”</w:t>
       </w:r>
       <w:r>
         <w:t xml:space="preserve"> </w:t>
@@ -902,13 +907,7 @@
         <w:t xml:space="preserve"> </w:t>
       </w:r>
       <w:r>
-        <w:t xml:space="preserve">“</w:t>
-      </w:r>
-      <w:r>
-        <w:t xml:space="preserve">Multi factor authentication</w:t>
-      </w:r>
-      <w:r>
-        <w:t xml:space="preserve">”</w:t>
+        <w:t xml:space="preserve">“Multi factor authentication”</w:t>
       </w:r>
       <w:r>
         <w:t xml:space="preserve"> </w:t>
@@ -920,13 +919,7 @@
         <w:t xml:space="preserve"> </w:t>
       </w:r>
       <w:r>
-        <w:t xml:space="preserve">“</w:t>
-      </w:r>
-      <w:r>
-        <w:t xml:space="preserve">MFA</w:t>
-      </w:r>
-      <w:r>
-        <w:t xml:space="preserve">”</w:t>
+        <w:t xml:space="preserve">“MFA”</w:t>
       </w:r>
       <w:r>
         <w:t xml:space="preserve">. They all mean the same thing.</w:t>
@@ -934,6 +927,7 @@
     </w:p>
     <w:p>
       <w:pPr>
+        <w:pStyle w:val="Compact"/>
         <w:numPr>
           <w:ilvl w:val="0"/>
           <w:numId w:val="1019"/>
@@ -945,6 +939,7 @@
     </w:p>
     <w:p>
       <w:pPr>
+        <w:pStyle w:val="Compact"/>
         <w:numPr>
           <w:ilvl w:val="1"/>
           <w:numId w:val="1020"/>
@@ -956,6 +951,7 @@
     </w:p>
     <w:p>
       <w:pPr>
+        <w:pStyle w:val="Compact"/>
         <w:numPr>
           <w:ilvl w:val="2"/>
           <w:numId w:val="1021"/>
@@ -967,6 +963,7 @@
     </w:p>
     <w:p>
       <w:pPr>
+        <w:pStyle w:val="Compact"/>
         <w:numPr>
           <w:ilvl w:val="1"/>
           <w:numId w:val="1020"/>
@@ -978,39 +975,103 @@
     </w:p>
     <w:p>
       <w:pPr>
+        <w:pStyle w:val="Compact"/>
         <w:numPr>
           <w:ilvl w:val="0"/>
           <w:numId w:val="1019"/>
         </w:numPr>
       </w:pPr>
       <w:r>
-        <w:t xml:space="preserve">Some accounts require a US phone number for SMS, so use the me@fake.com Skype account phone number</w:t>
-      </w:r>
-    </w:p>
-    <w:p>
-      <w:pPr>
+        <w:t xml:space="preserve">If my phone is lost or wiped, Microsoft Authenticator can be restored: install it on a new phone, sign in with me@fake.com, and the codes come back from its cloud backup</w:t>
+      </w:r>
+    </w:p>
+    <w:p>
+      <w:pPr>
+        <w:pStyle w:val="Compact"/>
         <w:numPr>
           <w:ilvl w:val="1"/>
           <w:numId w:val="1022"/>
         </w:numPr>
       </w:pPr>
       <w:r>
-        <w:t xml:space="preserve">If you see that they sent it to phone number 555-555-5555, then that is the Skype account</w:t>
-      </w:r>
-    </w:p>
-    <w:p>
-      <w:pPr>
+        <w:t xml:space="preserve">Cloud-backed authenticator apps like this are the easiest for you to recover, which is why I use them for the important accounts</w:t>
+      </w:r>
+    </w:p>
+    <w:p>
+      <w:pPr>
+        <w:pStyle w:val="Compact"/>
         <w:numPr>
           <w:ilvl w:val="0"/>
           <w:numId w:val="1019"/>
         </w:numPr>
       </w:pPr>
       <w:r>
+        <w:t xml:space="preserve">My YubiKey (a little USB stick that unlocks some accounts when you plug it in) is stored in _____. It unlocks _____ and the spare is in _____</w:t>
+      </w:r>
+    </w:p>
+    <w:p>
+      <w:pPr>
+        <w:pStyle w:val="Compact"/>
+        <w:numPr>
+          <w:ilvl w:val="0"/>
+          <w:numId w:val="1019"/>
+        </w:numPr>
+      </w:pPr>
+      <w:r>
+        <w:t xml:space="preserve">The important accounts also handed out one-time backup/recovery codes when I set up 2FA — they’re printed and stored with this document (see</w:t>
+      </w:r>
+      <w:r>
+        <w:t xml:space="preserve"> </w:t>
+      </w:r>
+      <w:r>
+        <w:t xml:space="preserve">“Keep a hard copy”</w:t>
+      </w:r>
+      <w:r>
+        <w:t xml:space="preserve"> </w:t>
+      </w:r>
+      <w:r>
+        <w:t xml:space="preserve">below)</w:t>
+      </w:r>
+    </w:p>
+    <w:p>
+      <w:pPr>
+        <w:pStyle w:val="Compact"/>
+        <w:numPr>
+          <w:ilvl w:val="0"/>
+          <w:numId w:val="1019"/>
+        </w:numPr>
+      </w:pPr>
+      <w:r>
+        <w:t xml:space="preserve">Some accounts require a US phone number for SMS, so use the me@fake.com Google Voice account phone number</w:t>
+      </w:r>
+    </w:p>
+    <w:p>
+      <w:pPr>
+        <w:pStyle w:val="Compact"/>
+        <w:numPr>
+          <w:ilvl w:val="1"/>
+          <w:numId w:val="1023"/>
+        </w:numPr>
+      </w:pPr>
+      <w:r>
+        <w:t xml:space="preserve">If you see that they sent it to phone number 555-555-5555, then that is the Google Voice account</w:t>
+      </w:r>
+    </w:p>
+    <w:p>
+      <w:pPr>
+        <w:pStyle w:val="Compact"/>
+        <w:numPr>
+          <w:ilvl w:val="0"/>
+          <w:numId w:val="1019"/>
+        </w:numPr>
+      </w:pPr>
+      <w:r>
         <w:t xml:space="preserve">Remember to avoid using SMS for 2FA if it’s possible, because it’s less safe</w:t>
       </w:r>
     </w:p>
     <w:p>
       <w:pPr>
+        <w:pStyle w:val="Compact"/>
         <w:numPr>
           <w:ilvl w:val="0"/>
           <w:numId w:val="1019"/>
@@ -1020,15 +1081,85 @@
         <w:t xml:space="preserve">Keep using Authy for your own accounts when you can</w:t>
       </w:r>
     </w:p>
+    <w:bookmarkEnd w:id="18"/>
+    <w:bookmarkStart w:id="19" w:name="keep-a-hard-copy"/>
     <w:p>
       <w:pPr>
         <w:pStyle w:val="Heading3"/>
       </w:pPr>
-      <w:bookmarkStart w:id="32" w:name="cloud-subscriptions"/>
+      <w:r>
+        <w:t xml:space="preserve">Keep a hard copy</w:t>
+      </w:r>
+    </w:p>
+    <w:p>
+      <w:pPr>
+        <w:pStyle w:val="FirstParagraph"/>
+      </w:pPr>
+      <w:r>
+        <w:t xml:space="preserve">Hopefully you’re reading this from the printout in the fireproof bag. Some things only exist on paper on purpose:</w:t>
+      </w:r>
+    </w:p>
+    <w:p>
+      <w:pPr>
+        <w:pStyle w:val="Compact"/>
+        <w:numPr>
+          <w:ilvl w:val="0"/>
+          <w:numId w:val="1024"/>
+        </w:numPr>
+      </w:pPr>
+      <w:r>
+        <w:t xml:space="preserve">My KeePass master password (written on the printed copy of this document)</w:t>
+      </w:r>
+    </w:p>
+    <w:p>
+      <w:pPr>
+        <w:pStyle w:val="Compact"/>
+        <w:numPr>
+          <w:ilvl w:val="0"/>
+          <w:numId w:val="1024"/>
+        </w:numPr>
+      </w:pPr>
+      <w:r>
+        <w:t xml:space="preserve">The PIN to unlock my phone</w:t>
+      </w:r>
+    </w:p>
+    <w:p>
+      <w:pPr>
+        <w:pStyle w:val="Compact"/>
+        <w:numPr>
+          <w:ilvl w:val="0"/>
+          <w:numId w:val="1024"/>
+        </w:numPr>
+      </w:pPr>
+      <w:r>
+        <w:t xml:space="preserve">The 2FA backup/recovery codes mentioned above</w:t>
+      </w:r>
+    </w:p>
+    <w:p>
+      <w:pPr>
+        <w:pStyle w:val="FirstParagraph"/>
+      </w:pPr>
+      <w:r>
+        <w:t xml:space="preserve">I have a calendar reminder every 6 months to reprint this when something changes. If this printout looks ancient, check for a newer version before trusting the details.</w:t>
+      </w:r>
+    </w:p>
+    <w:p>
+      <w:pPr>
+        <w:pStyle w:val="BodyText"/>
+      </w:pPr>
+      <w:r>
+        <w:t xml:space="preserve">If keeping paper up to date sounds like a chore for your own copy of this list, password managers can handle it digitally — Bitwarden Emergency Access and 1Password’s Emergency Kit give a trusted person access after a waiting period, with nothing to reprint.</w:t>
+      </w:r>
+    </w:p>
+    <w:bookmarkEnd w:id="19"/>
+    <w:bookmarkStart w:id="21" w:name="cloud-subscriptions"/>
+    <w:p>
+      <w:pPr>
+        <w:pStyle w:val="Heading3"/>
+      </w:pPr>
       <w:r>
         <w:t xml:space="preserve">Cloud Subscriptions</w:t>
       </w:r>
-      <w:bookmarkEnd w:id="32"/>
     </w:p>
     <w:p>
       <w:pPr>
@@ -1040,9 +1171,10 @@
     </w:p>
     <w:p>
       <w:pPr>
-        <w:numPr>
-          <w:ilvl w:val="0"/>
-          <w:numId w:val="1023"/>
+        <w:pStyle w:val="Compact"/>
+        <w:numPr>
+          <w:ilvl w:val="0"/>
+          <w:numId w:val="1025"/>
         </w:numPr>
       </w:pPr>
       <w:r>
@@ -1051,7 +1183,7 @@
       <w:r>
         <w:t xml:space="preserve"> </w:t>
       </w:r>
-      <w:hyperlink r:id="rId33">
+      <w:hyperlink r:id="rId20">
         <w:r>
           <w:rPr>
             <w:rStyle w:val="Hyperlink"/>
@@ -1065,9 +1197,10 @@
     </w:p>
     <w:p>
       <w:pPr>
-        <w:numPr>
-          <w:ilvl w:val="0"/>
-          <w:numId w:val="1023"/>
+        <w:pStyle w:val="Compact"/>
+        <w:numPr>
+          <w:ilvl w:val="0"/>
+          <w:numId w:val="1025"/>
         </w:numPr>
       </w:pPr>
       <w:r>
@@ -1076,24 +1209,25 @@
     </w:p>
     <w:p>
       <w:pPr>
-        <w:numPr>
-          <w:ilvl w:val="0"/>
-          <w:numId w:val="1023"/>
+        <w:pStyle w:val="Compact"/>
+        <w:numPr>
+          <w:ilvl w:val="0"/>
+          <w:numId w:val="1025"/>
         </w:numPr>
       </w:pPr>
       <w:r>
         <w:t xml:space="preserve">Appveyor – Billy Dominguez will know what to do. Please get in touch with him at some point because if this bill isn’t paid each year, then the tests will fail in our repository.</w:t>
       </w:r>
     </w:p>
+    <w:bookmarkEnd w:id="21"/>
+    <w:bookmarkStart w:id="23" w:name="online-storage-photo-backups"/>
     <w:p>
       <w:pPr>
         <w:pStyle w:val="Heading3"/>
       </w:pPr>
-      <w:bookmarkStart w:id="34" w:name="online-storage-photo-backups"/>
       <w:r>
         <w:t xml:space="preserve">Online Storage &amp; Photo Backups</w:t>
       </w:r>
-      <w:bookmarkEnd w:id="34"/>
     </w:p>
     <w:p>
       <w:pPr>
@@ -1102,6 +1236,7 @@
       <w:r>
         <w:rPr>
           <w:b/>
+          <w:bCs/>
         </w:rPr>
         <w:t xml:space="preserve">Photo Backups</w:t>
       </w:r>
@@ -1116,9 +1251,10 @@
     </w:p>
     <w:p>
       <w:pPr>
-        <w:numPr>
-          <w:ilvl w:val="0"/>
-          <w:numId w:val="1024"/>
+        <w:pStyle w:val="Compact"/>
+        <w:numPr>
+          <w:ilvl w:val="0"/>
+          <w:numId w:val="1026"/>
         </w:numPr>
       </w:pPr>
       <w:r>
@@ -1127,7 +1263,7 @@
       <w:r>
         <w:t xml:space="preserve"> </w:t>
       </w:r>
-      <w:hyperlink r:id="rId35">
+      <w:hyperlink r:id="rId22">
         <w:r>
           <w:rPr>
             <w:rStyle w:val="Hyperlink"/>
@@ -1144,9 +1280,10 @@
     </w:p>
     <w:p>
       <w:pPr>
-        <w:numPr>
-          <w:ilvl w:val="0"/>
-          <w:numId w:val="1024"/>
+        <w:pStyle w:val="Compact"/>
+        <w:numPr>
+          <w:ilvl w:val="0"/>
+          <w:numId w:val="1026"/>
         </w:numPr>
       </w:pPr>
       <w:r>
@@ -1155,9 +1292,10 @@
     </w:p>
     <w:p>
       <w:pPr>
-        <w:numPr>
-          <w:ilvl w:val="0"/>
-          <w:numId w:val="1024"/>
+        <w:pStyle w:val="Compact"/>
+        <w:numPr>
+          <w:ilvl w:val="0"/>
+          <w:numId w:val="1026"/>
         </w:numPr>
       </w:pPr>
       <w:r>
@@ -1171,6 +1309,7 @@
       <w:r>
         <w:rPr>
           <w:b/>
+          <w:bCs/>
         </w:rPr>
         <w:t xml:space="preserve">Cloud Storage</w:t>
       </w:r>
@@ -1185,9 +1324,10 @@
     </w:p>
     <w:p>
       <w:pPr>
-        <w:numPr>
-          <w:ilvl w:val="0"/>
-          <w:numId w:val="1025"/>
+        <w:pStyle w:val="Compact"/>
+        <w:numPr>
+          <w:ilvl w:val="0"/>
+          <w:numId w:val="1027"/>
         </w:numPr>
       </w:pPr>
       <w:r>
@@ -1196,7 +1336,7 @@
       <w:r>
         <w:t xml:space="preserve"> </w:t>
       </w:r>
-      <w:hyperlink r:id="rId35">
+      <w:hyperlink r:id="rId22">
         <w:r>
           <w:rPr>
             <w:rStyle w:val="Hyperlink"/>
@@ -1213,9 +1353,10 @@
     </w:p>
     <w:p>
       <w:pPr>
-        <w:numPr>
-          <w:ilvl w:val="0"/>
-          <w:numId w:val="1025"/>
+        <w:pStyle w:val="Compact"/>
+        <w:numPr>
+          <w:ilvl w:val="0"/>
+          <w:numId w:val="1027"/>
         </w:numPr>
       </w:pPr>
       <w:r>
@@ -1224,24 +1365,25 @@
     </w:p>
     <w:p>
       <w:pPr>
-        <w:numPr>
-          <w:ilvl w:val="0"/>
-          <w:numId w:val="1025"/>
+        <w:pStyle w:val="Compact"/>
+        <w:numPr>
+          <w:ilvl w:val="0"/>
+          <w:numId w:val="1027"/>
         </w:numPr>
       </w:pPr>
       <w:r>
         <w:t xml:space="preserve">Even if you don’t use this it is a good idea to keep it as some of the files you might need in the future.</w:t>
       </w:r>
     </w:p>
+    <w:bookmarkEnd w:id="23"/>
+    <w:bookmarkStart w:id="24" w:name="local-storage-backups"/>
     <w:p>
       <w:pPr>
         <w:pStyle w:val="Heading3"/>
       </w:pPr>
-      <w:bookmarkStart w:id="36" w:name="local-storage-backups"/>
       <w:r>
         <w:t xml:space="preserve">Local Storage &amp; Backups</w:t>
       </w:r>
-      <w:bookmarkEnd w:id="36"/>
     </w:p>
     <w:p>
       <w:pPr>
@@ -1264,6 +1406,7 @@
       <w:r>
         <w:rPr>
           <w:b/>
+          <w:bCs/>
         </w:rPr>
         <w:t xml:space="preserve">IMPORTANT</w:t>
       </w:r>
@@ -1276,9 +1419,10 @@
     </w:p>
     <w:p>
       <w:pPr>
-        <w:numPr>
-          <w:ilvl w:val="0"/>
-          <w:numId w:val="1026"/>
+        <w:pStyle w:val="Compact"/>
+        <w:numPr>
+          <w:ilvl w:val="0"/>
+          <w:numId w:val="1028"/>
         </w:numPr>
       </w:pPr>
       <w:r>
@@ -1287,7 +1431,7 @@
       <w:r>
         <w:t xml:space="preserve"> </w:t>
       </w:r>
-      <w:hyperlink r:id="rId35">
+      <w:hyperlink r:id="rId22">
         <w:r>
           <w:rPr>
             <w:rStyle w:val="Hyperlink"/>
@@ -1304,9 +1448,10 @@
     </w:p>
     <w:p>
       <w:pPr>
-        <w:numPr>
-          <w:ilvl w:val="0"/>
-          <w:numId w:val="1026"/>
+        <w:pStyle w:val="Compact"/>
+        <w:numPr>
+          <w:ilvl w:val="0"/>
+          <w:numId w:val="1028"/>
         </w:numPr>
       </w:pPr>
       <w:r>
@@ -1315,30 +1460,32 @@
     </w:p>
     <w:p>
       <w:pPr>
-        <w:numPr>
-          <w:ilvl w:val="0"/>
-          <w:numId w:val="1026"/>
+        <w:pStyle w:val="Compact"/>
+        <w:numPr>
+          <w:ilvl w:val="0"/>
+          <w:numId w:val="1028"/>
         </w:numPr>
       </w:pPr>
       <w:r>
         <w:t xml:space="preserve">If you login to my computer details also in KeePass you will see a folder called [folder name] this is everything on the NAS, you can navigate through it just like any other folder on the computer.</w:t>
       </w:r>
     </w:p>
+    <w:bookmarkEnd w:id="24"/>
+    <w:bookmarkStart w:id="25" w:name="websites"/>
     <w:p>
       <w:pPr>
         <w:pStyle w:val="Heading3"/>
       </w:pPr>
-      <w:bookmarkStart w:id="37" w:name="websites"/>
       <w:r>
         <w:t xml:space="preserve">Websites</w:t>
       </w:r>
-      <w:bookmarkEnd w:id="37"/>
-    </w:p>
-    <w:p>
-      <w:pPr>
-        <w:numPr>
-          <w:ilvl w:val="0"/>
-          <w:numId w:val="1027"/>
+    </w:p>
+    <w:p>
+      <w:pPr>
+        <w:pStyle w:val="Compact"/>
+        <w:numPr>
+          <w:ilvl w:val="0"/>
+          <w:numId w:val="1029"/>
         </w:numPr>
       </w:pPr>
       <w:r>
@@ -1347,9 +1494,10 @@
     </w:p>
     <w:p>
       <w:pPr>
-        <w:numPr>
-          <w:ilvl w:val="1"/>
-          <w:numId w:val="1028"/>
+        <w:pStyle w:val="Compact"/>
+        <w:numPr>
+          <w:ilvl w:val="1"/>
+          <w:numId w:val="1030"/>
         </w:numPr>
       </w:pPr>
       <w:r>
@@ -1358,56 +1506,72 @@
     </w:p>
     <w:p>
       <w:pPr>
-        <w:numPr>
-          <w:ilvl w:val="0"/>
-          <w:numId w:val="1027"/>
-        </w:numPr>
-      </w:pPr>
-      <w:r>
-        <w:t xml:space="preserve">CloudFlare – this does some advanced shit but is free. Login via Authy. Blake may want to know this too.</w:t>
-      </w:r>
-    </w:p>
+        <w:pStyle w:val="Compact"/>
+        <w:numPr>
+          <w:ilvl w:val="0"/>
+          <w:numId w:val="1029"/>
+        </w:numPr>
+      </w:pPr>
+      <w:r>
+        <w:t xml:space="preserve">Cloudflare – this does some advanced shit but is free. Login via Authy. Blake may want to know this too.</w:t>
+      </w:r>
+    </w:p>
+    <w:bookmarkEnd w:id="25"/>
+    <w:bookmarkStart w:id="26" w:name="tech-tips"/>
     <w:p>
       <w:pPr>
         <w:pStyle w:val="Heading3"/>
       </w:pPr>
-      <w:bookmarkStart w:id="38" w:name="tech-tips"/>
       <w:r>
         <w:t xml:space="preserve">Tech Tips</w:t>
       </w:r>
-      <w:bookmarkEnd w:id="38"/>
-    </w:p>
-    <w:p>
-      <w:pPr>
-        <w:numPr>
-          <w:ilvl w:val="0"/>
-          <w:numId w:val="1029"/>
-        </w:numPr>
-      </w:pPr>
-      <w:r>
-        <w:t xml:space="preserve">Do not EVER sell anything with a hard drive without formatting the hard drives first. Ask any of our tech friends to help.</w:t>
-      </w:r>
-    </w:p>
-    <w:p>
-      <w:pPr>
-        <w:numPr>
-          <w:ilvl w:val="0"/>
-          <w:numId w:val="1029"/>
+    </w:p>
+    <w:p>
+      <w:pPr>
+        <w:pStyle w:val="Compact"/>
+        <w:numPr>
+          <w:ilvl w:val="0"/>
+          <w:numId w:val="1031"/>
+        </w:numPr>
+      </w:pPr>
+      <w:r>
+        <w:t xml:space="preserve">Do not EVER sell anything with storage in it without wiping it first — that means spinning hard drives, SSDs, and the little stick-shaped ones called M.2 or NVMe. Ask any of our tech friends to help.</w:t>
+      </w:r>
+    </w:p>
+    <w:p>
+      <w:pPr>
+        <w:pStyle w:val="Compact"/>
+        <w:numPr>
+          <w:ilvl w:val="0"/>
+          <w:numId w:val="1031"/>
+        </w:numPr>
+      </w:pPr>
+      <w:r>
+        <w:t xml:space="preserve">A simple format does not reliably erase an SSD. Use the manufacturer’s secure-erase tool, or if the drive was always encrypted, destroying the encryption key is enough. When in doubt, keep the drive or have a tech friend physically destroy it — never just throw it in the bin.</w:t>
+      </w:r>
+    </w:p>
+    <w:p>
+      <w:pPr>
+        <w:pStyle w:val="Compact"/>
+        <w:numPr>
+          <w:ilvl w:val="0"/>
+          <w:numId w:val="1031"/>
         </w:numPr>
       </w:pPr>
       <w:r>
         <w:t xml:space="preserve">Do not EVER try to sell an Apple product without following their instructions to wipe before reselling. Apple is special and associates Find My with your account so it prevents theft. The person won’t be able to use it if you don’t unregister the device.</w:t>
       </w:r>
     </w:p>
+    <w:bookmarkEnd w:id="26"/>
+    <w:bookmarkEnd w:id="27"/>
+    <w:bookmarkStart w:id="32" w:name="input"/>
     <w:p>
       <w:pPr>
         <w:pStyle w:val="Heading2"/>
       </w:pPr>
-      <w:bookmarkStart w:id="39" w:name="input"/>
       <w:r>
         <w:t xml:space="preserve">Input</w:t>
       </w:r>
-      <w:bookmarkEnd w:id="39"/>
     </w:p>
     <w:p>
       <w:pPr>
@@ -1417,15 +1581,14 @@
         <w:t xml:space="preserve">This is the section where money lands or exists.</w:t>
       </w:r>
     </w:p>
+    <w:bookmarkStart w:id="28" w:name="bank-accounts-and-virtual-currency"/>
     <w:p>
       <w:pPr>
         <w:pStyle w:val="Heading3"/>
       </w:pPr>
-      <w:bookmarkStart w:id="40" w:name="bank-accounts-and-virtual-currency"/>
       <w:r>
         <w:t xml:space="preserve">Bank Accounts and Virtual Currency</w:t>
       </w:r>
-      <w:bookmarkEnd w:id="40"/>
     </w:p>
     <w:p>
       <w:pPr>
@@ -1440,14 +1603,15 @@
         <w:pStyle w:val="BodyText"/>
       </w:pPr>
       <w:r>
-        <w:t xml:space="preserve">You use PayPal a lot, so don’t close it but feel free to ask a friend to help you change the email addres if you want. It may come with further confirmation.</w:t>
-      </w:r>
-    </w:p>
-    <w:p>
-      <w:pPr>
-        <w:numPr>
-          <w:ilvl w:val="0"/>
-          <w:numId w:val="1030"/>
+        <w:t xml:space="preserve">You use PayPal a lot, so don’t close it but feel free to ask a friend to help you change the email address if you want. It may come with further confirmation.</w:t>
+      </w:r>
+    </w:p>
+    <w:p>
+      <w:pPr>
+        <w:pStyle w:val="Compact"/>
+        <w:numPr>
+          <w:ilvl w:val="0"/>
+          <w:numId w:val="1032"/>
         </w:numPr>
       </w:pPr>
       <w:r>
@@ -1456,9 +1620,10 @@
     </w:p>
     <w:p>
       <w:pPr>
-        <w:numPr>
-          <w:ilvl w:val="1"/>
-          <w:numId w:val="1031"/>
+        <w:pStyle w:val="Compact"/>
+        <w:numPr>
+          <w:ilvl w:val="1"/>
+          <w:numId w:val="1033"/>
         </w:numPr>
       </w:pPr>
       <w:r>
@@ -1467,9 +1632,10 @@
     </w:p>
     <w:p>
       <w:pPr>
-        <w:numPr>
-          <w:ilvl w:val="1"/>
-          <w:numId w:val="1031"/>
+        <w:pStyle w:val="Compact"/>
+        <w:numPr>
+          <w:ilvl w:val="1"/>
+          <w:numId w:val="1033"/>
         </w:numPr>
       </w:pPr>
       <w:r>
@@ -1478,9 +1644,10 @@
     </w:p>
     <w:p>
       <w:pPr>
-        <w:numPr>
-          <w:ilvl w:val="1"/>
-          <w:numId w:val="1031"/>
+        <w:pStyle w:val="Compact"/>
+        <w:numPr>
+          <w:ilvl w:val="1"/>
+          <w:numId w:val="1033"/>
         </w:numPr>
       </w:pPr>
       <w:r>
@@ -1489,9 +1656,10 @@
     </w:p>
     <w:p>
       <w:pPr>
-        <w:numPr>
-          <w:ilvl w:val="1"/>
-          <w:numId w:val="1031"/>
+        <w:pStyle w:val="Compact"/>
+        <w:numPr>
+          <w:ilvl w:val="1"/>
+          <w:numId w:val="1033"/>
         </w:numPr>
       </w:pPr>
       <w:r>
@@ -1500,9 +1668,10 @@
     </w:p>
     <w:p>
       <w:pPr>
-        <w:numPr>
-          <w:ilvl w:val="1"/>
-          <w:numId w:val="1031"/>
+        <w:pStyle w:val="Compact"/>
+        <w:numPr>
+          <w:ilvl w:val="1"/>
+          <w:numId w:val="1033"/>
         </w:numPr>
       </w:pPr>
       <w:r>
@@ -1511,9 +1680,10 @@
     </w:p>
     <w:p>
       <w:pPr>
-        <w:numPr>
-          <w:ilvl w:val="0"/>
-          <w:numId w:val="1030"/>
+        <w:pStyle w:val="Compact"/>
+        <w:numPr>
+          <w:ilvl w:val="0"/>
+          <w:numId w:val="1032"/>
         </w:numPr>
       </w:pPr>
       <w:r>
@@ -1522,130 +1692,142 @@
     </w:p>
     <w:p>
       <w:pPr>
-        <w:numPr>
-          <w:ilvl w:val="1"/>
+        <w:pStyle w:val="Compact"/>
+        <w:numPr>
+          <w:ilvl w:val="1"/>
+          <w:numId w:val="1034"/>
+        </w:numPr>
+      </w:pPr>
+      <w:r>
+        <w:t xml:space="preserve">Checking / Savings</w:t>
+      </w:r>
+    </w:p>
+    <w:p>
+      <w:pPr>
+        <w:pStyle w:val="Compact"/>
+        <w:numPr>
+          <w:ilvl w:val="1"/>
+          <w:numId w:val="1034"/>
+        </w:numPr>
+      </w:pPr>
+      <w:r>
+        <w:t xml:space="preserve">Has great reputation for car insurance and other insurances</w:t>
+      </w:r>
+    </w:p>
+    <w:p>
+      <w:pPr>
+        <w:pStyle w:val="Compact"/>
+        <w:numPr>
+          <w:ilvl w:val="1"/>
+          <w:numId w:val="1034"/>
+        </w:numPr>
+      </w:pPr>
+      <w:r>
+        <w:t xml:space="preserve">Cannot pay IBAN bills</w:t>
+      </w:r>
+    </w:p>
+    <w:p>
+      <w:pPr>
+        <w:pStyle w:val="Compact"/>
+        <w:numPr>
+          <w:ilvl w:val="1"/>
+          <w:numId w:val="1034"/>
+        </w:numPr>
+      </w:pPr>
+      <w:r>
+        <w:t xml:space="preserve">PIN for card: Stored in Password1</w:t>
+      </w:r>
+    </w:p>
+    <w:p>
+      <w:pPr>
+        <w:pStyle w:val="Compact"/>
+        <w:numPr>
+          <w:ilvl w:val="0"/>
           <w:numId w:val="1032"/>
         </w:numPr>
       </w:pPr>
       <w:r>
-        <w:t xml:space="preserve">Checking / Savings</w:t>
-      </w:r>
-    </w:p>
-    <w:p>
-      <w:pPr>
-        <w:numPr>
-          <w:ilvl w:val="1"/>
+        <w:t xml:space="preserve">First Business of America</w:t>
+      </w:r>
+    </w:p>
+    <w:p>
+      <w:pPr>
+        <w:pStyle w:val="Compact"/>
+        <w:numPr>
+          <w:ilvl w:val="1"/>
+          <w:numId w:val="1035"/>
+        </w:numPr>
+      </w:pPr>
+      <w:r>
+        <w:t xml:space="preserve">Get the money out and cancel it</w:t>
+      </w:r>
+    </w:p>
+    <w:p>
+      <w:pPr>
+        <w:pStyle w:val="Compact"/>
+        <w:numPr>
+          <w:ilvl w:val="1"/>
+          <w:numId w:val="1035"/>
+        </w:numPr>
+      </w:pPr>
+      <w:r>
+        <w:t xml:space="preserve">It’s an old business account that sometimes came in handy for me but high monthly fees</w:t>
+      </w:r>
+    </w:p>
+    <w:p>
+      <w:pPr>
+        <w:pStyle w:val="Compact"/>
+        <w:numPr>
+          <w:ilvl w:val="1"/>
+          <w:numId w:val="1035"/>
+        </w:numPr>
+      </w:pPr>
+      <w:r>
+        <w:t xml:space="preserve">PIN for card: No idea, I don’t use it</w:t>
+      </w:r>
+    </w:p>
+    <w:p>
+      <w:pPr>
+        <w:pStyle w:val="Compact"/>
+        <w:numPr>
+          <w:ilvl w:val="0"/>
           <w:numId w:val="1032"/>
         </w:numPr>
       </w:pPr>
       <w:r>
-        <w:t xml:space="preserve">Has great reputation for car insurance and other insurances</w:t>
-      </w:r>
-    </w:p>
-    <w:p>
-      <w:pPr>
-        <w:numPr>
-          <w:ilvl w:val="1"/>
+        <w:t xml:space="preserve">PayPal</w:t>
+      </w:r>
+    </w:p>
+    <w:p>
+      <w:pPr>
+        <w:pStyle w:val="Compact"/>
+        <w:numPr>
+          <w:ilvl w:val="1"/>
+          <w:numId w:val="1036"/>
+        </w:numPr>
+      </w:pPr>
+      <w:r>
+        <w:t xml:space="preserve">Login with me@fake.com like you always do along with 2FA</w:t>
+      </w:r>
+    </w:p>
+    <w:p>
+      <w:pPr>
+        <w:pStyle w:val="Compact"/>
+        <w:numPr>
+          <w:ilvl w:val="0"/>
           <w:numId w:val="1032"/>
         </w:numPr>
       </w:pPr>
       <w:r>
-        <w:t xml:space="preserve">Cannot pay IBAN bills</w:t>
-      </w:r>
-    </w:p>
-    <w:p>
-      <w:pPr>
-        <w:numPr>
-          <w:ilvl w:val="1"/>
-          <w:numId w:val="1032"/>
-        </w:numPr>
-      </w:pPr>
-      <w:r>
-        <w:t xml:space="preserve">PIN for card: Stored in Password1</w:t>
-      </w:r>
-    </w:p>
-    <w:p>
-      <w:pPr>
-        <w:numPr>
-          <w:ilvl w:val="0"/>
-          <w:numId w:val="1030"/>
-        </w:numPr>
-      </w:pPr>
-      <w:r>
-        <w:t xml:space="preserve">First Business of America</w:t>
-      </w:r>
-    </w:p>
-    <w:p>
-      <w:pPr>
-        <w:numPr>
-          <w:ilvl w:val="1"/>
-          <w:numId w:val="1033"/>
-        </w:numPr>
-      </w:pPr>
-      <w:r>
-        <w:t xml:space="preserve">Get the money out and cancel it</w:t>
-      </w:r>
-    </w:p>
-    <w:p>
-      <w:pPr>
-        <w:numPr>
-          <w:ilvl w:val="1"/>
-          <w:numId w:val="1033"/>
-        </w:numPr>
-      </w:pPr>
-      <w:r>
-        <w:t xml:space="preserve">It’s an old business account that sometimes came in handy for me but high monthly fees</w:t>
-      </w:r>
-    </w:p>
-    <w:p>
-      <w:pPr>
-        <w:numPr>
-          <w:ilvl w:val="1"/>
-          <w:numId w:val="1033"/>
-        </w:numPr>
-      </w:pPr>
-      <w:r>
-        <w:t xml:space="preserve">PIN for card: No idea, I don’t use it</w:t>
-      </w:r>
-    </w:p>
-    <w:p>
-      <w:pPr>
-        <w:numPr>
-          <w:ilvl w:val="0"/>
-          <w:numId w:val="1030"/>
-        </w:numPr>
-      </w:pPr>
-      <w:r>
-        <w:t xml:space="preserve">PayPal</w:t>
-      </w:r>
-    </w:p>
-    <w:p>
-      <w:pPr>
-        <w:numPr>
-          <w:ilvl w:val="1"/>
-          <w:numId w:val="1034"/>
-        </w:numPr>
-      </w:pPr>
-      <w:r>
-        <w:t xml:space="preserve">Login with me@fake.com like you always do along with 2FA</w:t>
-      </w:r>
-    </w:p>
-    <w:p>
-      <w:pPr>
-        <w:numPr>
-          <w:ilvl w:val="0"/>
-          <w:numId w:val="1030"/>
-        </w:numPr>
-      </w:pPr>
-      <w:r>
         <w:t xml:space="preserve">VirtCoin</w:t>
       </w:r>
     </w:p>
     <w:p>
       <w:pPr>
-        <w:numPr>
-          <w:ilvl w:val="1"/>
-          <w:numId w:val="1035"/>
+        <w:pStyle w:val="Compact"/>
+        <w:numPr>
+          <w:ilvl w:val="1"/>
+          <w:numId w:val="1037"/>
         </w:numPr>
       </w:pPr>
       <w:r>
@@ -1654,24 +1836,25 @@
     </w:p>
     <w:p>
       <w:pPr>
-        <w:numPr>
-          <w:ilvl w:val="1"/>
-          <w:numId w:val="1035"/>
+        <w:pStyle w:val="Compact"/>
+        <w:numPr>
+          <w:ilvl w:val="1"/>
+          <w:numId w:val="1037"/>
         </w:numPr>
       </w:pPr>
       <w:r>
         <w:t xml:space="preserve">The app is hard to navigate. Reach out to Emily for help.</w:t>
       </w:r>
     </w:p>
+    <w:bookmarkEnd w:id="28"/>
+    <w:bookmarkStart w:id="29" w:name="life-insurance"/>
     <w:p>
       <w:pPr>
         <w:pStyle w:val="Heading3"/>
       </w:pPr>
-      <w:bookmarkStart w:id="41" w:name="life-insurance"/>
       <w:r>
         <w:t xml:space="preserve">Life Insurance</w:t>
       </w:r>
-      <w:bookmarkEnd w:id="41"/>
     </w:p>
     <w:p>
       <w:pPr>
@@ -1689,21 +1872,22 @@
         <w:t xml:space="preserve">Fidelity has all of our life insurance and you should receive X amount if I go to Froopyland for natural causes or XX amount if I go to Froopyland due to an accident because our AD&amp;D is maxxed, waxxed and vaxxed.</w:t>
       </w:r>
     </w:p>
+    <w:bookmarkEnd w:id="29"/>
+    <w:bookmarkStart w:id="30" w:name="X54560794dac0016f47529083fb030b5046f736b"/>
     <w:p>
       <w:pPr>
         <w:pStyle w:val="Heading3"/>
       </w:pPr>
-      <w:bookmarkStart w:id="42" w:name="X54560794dac0016f47529083fb030b5046f736b"/>
       <w:r>
         <w:t xml:space="preserve">Residual income – auto deposits to United States Bank</w:t>
       </w:r>
-      <w:bookmarkEnd w:id="42"/>
-    </w:p>
-    <w:p>
-      <w:pPr>
-        <w:numPr>
-          <w:ilvl w:val="0"/>
-          <w:numId w:val="1036"/>
+    </w:p>
+    <w:p>
+      <w:pPr>
+        <w:pStyle w:val="Compact"/>
+        <w:numPr>
+          <w:ilvl w:val="0"/>
+          <w:numId w:val="1038"/>
         </w:numPr>
       </w:pPr>
       <w:r>
@@ -1712,9 +1896,10 @@
     </w:p>
     <w:p>
       <w:pPr>
-        <w:numPr>
-          <w:ilvl w:val="0"/>
-          <w:numId w:val="1036"/>
+        <w:pStyle w:val="Compact"/>
+        <w:numPr>
+          <w:ilvl w:val="0"/>
+          <w:numId w:val="1038"/>
         </w:numPr>
       </w:pPr>
       <w:r>
@@ -1723,9 +1908,10 @@
     </w:p>
     <w:p>
       <w:pPr>
-        <w:numPr>
-          <w:ilvl w:val="0"/>
-          <w:numId w:val="1036"/>
+        <w:pStyle w:val="Compact"/>
+        <w:numPr>
+          <w:ilvl w:val="0"/>
+          <w:numId w:val="1038"/>
         </w:numPr>
       </w:pPr>
       <w:r>
@@ -1734,9 +1920,10 @@
     </w:p>
     <w:p>
       <w:pPr>
-        <w:numPr>
-          <w:ilvl w:val="0"/>
-          <w:numId w:val="1036"/>
+        <w:pStyle w:val="Compact"/>
+        <w:numPr>
+          <w:ilvl w:val="0"/>
+          <w:numId w:val="1038"/>
         </w:numPr>
       </w:pPr>
       <w:r>
@@ -1745,24 +1932,25 @@
     </w:p>
     <w:p>
       <w:pPr>
-        <w:numPr>
-          <w:ilvl w:val="0"/>
-          <w:numId w:val="1036"/>
+        <w:pStyle w:val="Compact"/>
+        <w:numPr>
+          <w:ilvl w:val="0"/>
+          <w:numId w:val="1038"/>
         </w:numPr>
       </w:pPr>
       <w:r>
         <w:t xml:space="preserve">Google AdSense</w:t>
       </w:r>
     </w:p>
+    <w:bookmarkEnd w:id="30"/>
+    <w:bookmarkStart w:id="31" w:name="investments"/>
     <w:p>
       <w:pPr>
         <w:pStyle w:val="Heading3"/>
       </w:pPr>
-      <w:bookmarkStart w:id="43" w:name="investments"/>
       <w:r>
         <w:t xml:space="preserve">Investments</w:t>
       </w:r>
-      <w:bookmarkEnd w:id="43"/>
     </w:p>
     <w:p>
       <w:pPr>
@@ -1774,9 +1962,10 @@
     </w:p>
     <w:p>
       <w:pPr>
-        <w:numPr>
-          <w:ilvl w:val="0"/>
-          <w:numId w:val="1037"/>
+        <w:pStyle w:val="Compact"/>
+        <w:numPr>
+          <w:ilvl w:val="0"/>
+          <w:numId w:val="1039"/>
         </w:numPr>
       </w:pPr>
       <w:r>
@@ -1785,9 +1974,10 @@
     </w:p>
     <w:p>
       <w:pPr>
-        <w:numPr>
-          <w:ilvl w:val="0"/>
-          <w:numId w:val="1037"/>
+        <w:pStyle w:val="Compact"/>
+        <w:numPr>
+          <w:ilvl w:val="0"/>
+          <w:numId w:val="1039"/>
         </w:numPr>
       </w:pPr>
       <w:r>
@@ -1796,24 +1986,26 @@
     </w:p>
     <w:p>
       <w:pPr>
-        <w:numPr>
-          <w:ilvl w:val="0"/>
-          <w:numId w:val="1037"/>
+        <w:pStyle w:val="Compact"/>
+        <w:numPr>
+          <w:ilvl w:val="0"/>
+          <w:numId w:val="1039"/>
         </w:numPr>
       </w:pPr>
       <w:r>
         <w:t xml:space="preserve">Victory Capital – Mutual funds. Not a lot here. Their email is email@vc.com</w:t>
       </w:r>
     </w:p>
+    <w:bookmarkEnd w:id="31"/>
+    <w:bookmarkEnd w:id="32"/>
+    <w:bookmarkStart w:id="37" w:name="output"/>
     <w:p>
       <w:pPr>
         <w:pStyle w:val="Heading2"/>
       </w:pPr>
-      <w:bookmarkStart w:id="44" w:name="output"/>
       <w:r>
         <w:t xml:space="preserve">Output</w:t>
       </w:r>
-      <w:bookmarkEnd w:id="44"/>
     </w:p>
     <w:p>
       <w:pPr>
@@ -1823,21 +2015,21 @@
         <w:t xml:space="preserve">This is the section with bills and things you gotta pay. Everything is on auto-pay so no stress. Just keep money in Fak Bank and United States Bank.</w:t>
       </w:r>
     </w:p>
+    <w:bookmarkStart w:id="33" w:name="ongoing-insurance-accounts"/>
     <w:p>
       <w:pPr>
         <w:pStyle w:val="Heading3"/>
       </w:pPr>
-      <w:bookmarkStart w:id="45" w:name="ongoing-insurance-accounts"/>
       <w:r>
         <w:t xml:space="preserve">Ongoing Insurance Accounts</w:t>
       </w:r>
-      <w:bookmarkEnd w:id="45"/>
-    </w:p>
-    <w:p>
-      <w:pPr>
-        <w:numPr>
-          <w:ilvl w:val="0"/>
-          <w:numId w:val="1038"/>
+    </w:p>
+    <w:p>
+      <w:pPr>
+        <w:pStyle w:val="Compact"/>
+        <w:numPr>
+          <w:ilvl w:val="0"/>
+          <w:numId w:val="1040"/>
         </w:numPr>
       </w:pPr>
       <w:r>
@@ -1846,9 +2038,10 @@
     </w:p>
     <w:p>
       <w:pPr>
-        <w:numPr>
-          <w:ilvl w:val="1"/>
-          <w:numId w:val="1039"/>
+        <w:pStyle w:val="Compact"/>
+        <w:numPr>
+          <w:ilvl w:val="1"/>
+          <w:numId w:val="1041"/>
         </w:numPr>
       </w:pPr>
       <w:r>
@@ -1857,9 +2050,10 @@
     </w:p>
     <w:p>
       <w:pPr>
-        <w:numPr>
-          <w:ilvl w:val="0"/>
-          <w:numId w:val="1038"/>
+        <w:pStyle w:val="Compact"/>
+        <w:numPr>
+          <w:ilvl w:val="0"/>
+          <w:numId w:val="1040"/>
         </w:numPr>
       </w:pPr>
       <w:r>
@@ -1868,9 +2062,10 @@
     </w:p>
     <w:p>
       <w:pPr>
-        <w:numPr>
-          <w:ilvl w:val="1"/>
-          <w:numId w:val="1040"/>
+        <w:pStyle w:val="Compact"/>
+        <w:numPr>
+          <w:ilvl w:val="1"/>
+          <w:numId w:val="1042"/>
         </w:numPr>
       </w:pPr>
       <w:r>
@@ -1879,30 +2074,32 @@
     </w:p>
     <w:p>
       <w:pPr>
-        <w:numPr>
-          <w:ilvl w:val="1"/>
-          <w:numId w:val="1040"/>
+        <w:pStyle w:val="Compact"/>
+        <w:numPr>
+          <w:ilvl w:val="1"/>
+          <w:numId w:val="1042"/>
         </w:numPr>
       </w:pPr>
       <w:r>
         <w:t xml:space="preserve">Just pay first, then upload bills and they’ll pay you back</w:t>
       </w:r>
     </w:p>
+    <w:bookmarkEnd w:id="33"/>
+    <w:bookmarkStart w:id="34" w:name="credit-cards-and-loans"/>
     <w:p>
       <w:pPr>
         <w:pStyle w:val="Heading3"/>
       </w:pPr>
-      <w:bookmarkStart w:id="46" w:name="credit-cards-and-loans"/>
       <w:r>
         <w:t xml:space="preserve">Credit Cards and Loans</w:t>
       </w:r>
-      <w:bookmarkEnd w:id="46"/>
-    </w:p>
-    <w:p>
-      <w:pPr>
-        <w:numPr>
-          <w:ilvl w:val="0"/>
-          <w:numId w:val="1041"/>
+    </w:p>
+    <w:p>
+      <w:pPr>
+        <w:pStyle w:val="Compact"/>
+        <w:numPr>
+          <w:ilvl w:val="0"/>
+          <w:numId w:val="1043"/>
         </w:numPr>
       </w:pPr>
       <w:r>
@@ -1911,9 +2108,10 @@
     </w:p>
     <w:p>
       <w:pPr>
-        <w:numPr>
-          <w:ilvl w:val="1"/>
-          <w:numId w:val="1042"/>
+        <w:pStyle w:val="Compact"/>
+        <w:numPr>
+          <w:ilvl w:val="1"/>
+          <w:numId w:val="1044"/>
         </w:numPr>
       </w:pPr>
       <w:r>
@@ -1922,9 +2120,10 @@
     </w:p>
     <w:p>
       <w:pPr>
-        <w:numPr>
-          <w:ilvl w:val="1"/>
-          <w:numId w:val="1042"/>
+        <w:pStyle w:val="Compact"/>
+        <w:numPr>
+          <w:ilvl w:val="1"/>
+          <w:numId w:val="1044"/>
         </w:numPr>
       </w:pPr>
       <w:r>
@@ -1933,9 +2132,10 @@
     </w:p>
     <w:p>
       <w:pPr>
-        <w:numPr>
-          <w:ilvl w:val="1"/>
-          <w:numId w:val="1042"/>
+        <w:pStyle w:val="Compact"/>
+        <w:numPr>
+          <w:ilvl w:val="1"/>
+          <w:numId w:val="1044"/>
         </w:numPr>
       </w:pPr>
       <w:r>
@@ -1944,9 +2144,10 @@
     </w:p>
     <w:p>
       <w:pPr>
-        <w:numPr>
-          <w:ilvl w:val="0"/>
-          <w:numId w:val="1041"/>
+        <w:pStyle w:val="Compact"/>
+        <w:numPr>
+          <w:ilvl w:val="0"/>
+          <w:numId w:val="1043"/>
         </w:numPr>
       </w:pPr>
       <w:r>
@@ -1955,52 +2156,56 @@
     </w:p>
     <w:p>
       <w:pPr>
-        <w:numPr>
-          <w:ilvl w:val="1"/>
+        <w:pStyle w:val="Compact"/>
+        <w:numPr>
+          <w:ilvl w:val="1"/>
+          <w:numId w:val="1045"/>
+        </w:numPr>
+      </w:pPr>
+      <w:r>
+        <w:t xml:space="preserve">Holds our car loan and $550 is deducted each month automatically. Will be paid off in Jan 2025.</w:t>
+      </w:r>
+    </w:p>
+    <w:p>
+      <w:pPr>
+        <w:pStyle w:val="Compact"/>
+        <w:numPr>
+          <w:ilvl w:val="0"/>
           <w:numId w:val="1043"/>
         </w:numPr>
       </w:pPr>
       <w:r>
-        <w:t xml:space="preserve">Holds our car loan and $550 is deducted each month automatically. Will be paid off in Jan 2025.</w:t>
-      </w:r>
-    </w:p>
-    <w:p>
-      <w:pPr>
-        <w:numPr>
-          <w:ilvl w:val="0"/>
-          <w:numId w:val="1041"/>
-        </w:numPr>
-      </w:pPr>
-      <w:r>
         <w:t xml:space="preserve">Fannie Mae</w:t>
       </w:r>
     </w:p>
     <w:p>
       <w:pPr>
-        <w:numPr>
-          <w:ilvl w:val="1"/>
-          <w:numId w:val="1044"/>
+        <w:pStyle w:val="Compact"/>
+        <w:numPr>
+          <w:ilvl w:val="1"/>
+          <w:numId w:val="1046"/>
         </w:numPr>
       </w:pPr>
       <w:r>
         <w:t xml:space="preserve">Holds our student loans, $1200 is deducted each month automatically from Fak Bank. Should be paid off in 3 years. Consider paying these off with insurance money ahead of time to save on interest.</w:t>
       </w:r>
     </w:p>
+    <w:bookmarkEnd w:id="34"/>
+    <w:bookmarkStart w:id="35" w:name="cell-phone-internet"/>
     <w:p>
       <w:pPr>
         <w:pStyle w:val="Heading3"/>
       </w:pPr>
-      <w:bookmarkStart w:id="47" w:name="cell-phone-internet"/>
       <w:r>
         <w:t xml:space="preserve">Cell Phone &amp; Internet</w:t>
       </w:r>
-      <w:bookmarkEnd w:id="47"/>
-    </w:p>
-    <w:p>
-      <w:pPr>
-        <w:numPr>
-          <w:ilvl w:val="0"/>
-          <w:numId w:val="1045"/>
+    </w:p>
+    <w:p>
+      <w:pPr>
+        <w:pStyle w:val="Compact"/>
+        <w:numPr>
+          <w:ilvl w:val="0"/>
+          <w:numId w:val="1047"/>
         </w:numPr>
       </w:pPr>
       <w:r>
@@ -2009,9 +2214,10 @@
     </w:p>
     <w:p>
       <w:pPr>
-        <w:numPr>
-          <w:ilvl w:val="0"/>
-          <w:numId w:val="1045"/>
+        <w:pStyle w:val="Compact"/>
+        <w:numPr>
+          <w:ilvl w:val="0"/>
+          <w:numId w:val="1047"/>
         </w:numPr>
       </w:pPr>
       <w:r>
@@ -2020,24 +2226,25 @@
     </w:p>
     <w:p>
       <w:pPr>
-        <w:numPr>
-          <w:ilvl w:val="0"/>
-          <w:numId w:val="1045"/>
+        <w:pStyle w:val="Compact"/>
+        <w:numPr>
+          <w:ilvl w:val="0"/>
+          <w:numId w:val="1047"/>
         </w:numPr>
       </w:pPr>
       <w:r>
         <w:t xml:space="preserve">Billy Dominguez can speak European and can help you navigate cancelling, most likely. Maybe work can too.</w:t>
       </w:r>
     </w:p>
+    <w:bookmarkEnd w:id="35"/>
+    <w:bookmarkStart w:id="36" w:name="bill-auto-pay"/>
     <w:p>
       <w:pPr>
         <w:pStyle w:val="Heading3"/>
       </w:pPr>
-      <w:bookmarkStart w:id="48" w:name="bill-auto-pay"/>
       <w:r>
         <w:t xml:space="preserve">Bill Auto Pay</w:t>
       </w:r>
-      <w:bookmarkEnd w:id="48"/>
     </w:p>
     <w:p>
       <w:pPr>
@@ -2049,9 +2256,10 @@
     </w:p>
     <w:p>
       <w:pPr>
-        <w:numPr>
-          <w:ilvl w:val="0"/>
-          <w:numId w:val="1046"/>
+        <w:pStyle w:val="Compact"/>
+        <w:numPr>
+          <w:ilvl w:val="0"/>
+          <w:numId w:val="1048"/>
         </w:numPr>
       </w:pPr>
       <w:r>
@@ -2060,9 +2268,10 @@
     </w:p>
     <w:p>
       <w:pPr>
-        <w:numPr>
-          <w:ilvl w:val="1"/>
-          <w:numId w:val="1047"/>
+        <w:pStyle w:val="Compact"/>
+        <w:numPr>
+          <w:ilvl w:val="1"/>
+          <w:numId w:val="1049"/>
         </w:numPr>
       </w:pPr>
       <w:r>
@@ -2071,9 +2280,10 @@
     </w:p>
     <w:p>
       <w:pPr>
-        <w:numPr>
-          <w:ilvl w:val="0"/>
-          <w:numId w:val="1046"/>
+        <w:pStyle w:val="Compact"/>
+        <w:numPr>
+          <w:ilvl w:val="0"/>
+          <w:numId w:val="1048"/>
         </w:numPr>
       </w:pPr>
       <w:r>
@@ -2082,89 +2292,95 @@
     </w:p>
     <w:p>
       <w:pPr>
-        <w:numPr>
-          <w:ilvl w:val="1"/>
+        <w:pStyle w:val="Compact"/>
+        <w:numPr>
+          <w:ilvl w:val="1"/>
+          <w:numId w:val="1050"/>
+        </w:numPr>
+      </w:pPr>
+      <w:r>
+        <w:t xml:space="preserve">Electric company (Electricitease) charges us directly each month</w:t>
+      </w:r>
+    </w:p>
+    <w:p>
+      <w:pPr>
+        <w:pStyle w:val="Compact"/>
+        <w:numPr>
+          <w:ilvl w:val="1"/>
+          <w:numId w:val="1050"/>
+        </w:numPr>
+      </w:pPr>
+      <w:r>
+        <w:t xml:space="preserve">Orange charges us $15 each month</w:t>
+      </w:r>
+    </w:p>
+    <w:p>
+      <w:pPr>
+        <w:pStyle w:val="Compact"/>
+        <w:numPr>
+          <w:ilvl w:val="1"/>
+          <w:numId w:val="1050"/>
+        </w:numPr>
+      </w:pPr>
+      <w:r>
+        <w:t xml:space="preserve">Student Loan ($1200/mo)</w:t>
+      </w:r>
+    </w:p>
+    <w:p>
+      <w:pPr>
+        <w:pStyle w:val="Compact"/>
+        <w:numPr>
+          <w:ilvl w:val="1"/>
+          <w:numId w:val="1050"/>
+        </w:numPr>
+      </w:pPr>
+      <w:r>
+        <w:t xml:space="preserve">State Farm insurance ($100/mo)</w:t>
+      </w:r>
+    </w:p>
+    <w:p>
+      <w:pPr>
+        <w:pStyle w:val="Compact"/>
+        <w:numPr>
+          <w:ilvl w:val="0"/>
           <w:numId w:val="1048"/>
         </w:numPr>
       </w:pPr>
       <w:r>
-        <w:t xml:space="preserve">Electric company (Electricitease) charges us directly each month</w:t>
-      </w:r>
-    </w:p>
-    <w:p>
-      <w:pPr>
-        <w:numPr>
-          <w:ilvl w:val="1"/>
-          <w:numId w:val="1048"/>
-        </w:numPr>
-      </w:pPr>
-      <w:r>
-        <w:t xml:space="preserve">Orange charges us $15 each month</w:t>
-      </w:r>
-    </w:p>
-    <w:p>
-      <w:pPr>
-        <w:numPr>
-          <w:ilvl w:val="1"/>
-          <w:numId w:val="1048"/>
-        </w:numPr>
-      </w:pPr>
-      <w:r>
-        <w:t xml:space="preserve">Student Loan ($1200/mo)</w:t>
-      </w:r>
-    </w:p>
-    <w:p>
-      <w:pPr>
-        <w:numPr>
-          <w:ilvl w:val="1"/>
-          <w:numId w:val="1048"/>
-        </w:numPr>
-      </w:pPr>
-      <w:r>
-        <w:t xml:space="preserve">State Farm insurance ($100/mo)</w:t>
-      </w:r>
-    </w:p>
-    <w:p>
-      <w:pPr>
-        <w:numPr>
-          <w:ilvl w:val="0"/>
-          <w:numId w:val="1046"/>
-        </w:numPr>
-      </w:pPr>
-      <w:r>
         <w:t xml:space="preserve">United States Bank</w:t>
       </w:r>
     </w:p>
     <w:p>
       <w:pPr>
-        <w:numPr>
-          <w:ilvl w:val="1"/>
-          <w:numId w:val="1049"/>
+        <w:pStyle w:val="Compact"/>
+        <w:numPr>
+          <w:ilvl w:val="1"/>
+          <w:numId w:val="1051"/>
         </w:numPr>
       </w:pPr>
       <w:r>
         <w:t xml:space="preserve">This account has recurring bill pay to pay our rent</w:t>
       </w:r>
     </w:p>
+    <w:bookmarkEnd w:id="36"/>
+    <w:bookmarkEnd w:id="37"/>
+    <w:bookmarkStart w:id="44" w:name="misc"/>
     <w:p>
       <w:pPr>
         <w:pStyle w:val="Heading2"/>
       </w:pPr>
-      <w:bookmarkStart w:id="49" w:name="misc"/>
       <w:r>
         <w:t xml:space="preserve">Misc</w:t>
       </w:r>
-      <w:bookmarkEnd w:id="49"/>
-    </w:p>
+    </w:p>
+    <w:bookmarkStart w:id="38" w:name="financial-advisor"/>
     <w:p>
       <w:pPr>
         <w:pStyle w:val="Heading3"/>
       </w:pPr>
-      <w:bookmarkStart w:id="50" w:name="financial-advisor"/>
       <w:r>
         <w:t xml:space="preserve">Financial Advisor</w:t>
       </w:r>
-      <w:bookmarkEnd w:id="50"/>
     </w:p>
     <w:p>
       <w:pPr>
@@ -2174,15 +2390,15 @@
         <w:t xml:space="preserve">Contact Fidelity to learn how to invest your insurance money</w:t>
       </w:r>
     </w:p>
+    <w:bookmarkEnd w:id="38"/>
+    <w:bookmarkStart w:id="39" w:name="accountant"/>
     <w:p>
       <w:pPr>
         <w:pStyle w:val="Heading3"/>
       </w:pPr>
-      <w:bookmarkStart w:id="51" w:name="accountant"/>
       <w:r>
         <w:t xml:space="preserve">Accountant</w:t>
       </w:r>
-      <w:bookmarkEnd w:id="51"/>
     </w:p>
     <w:p>
       <w:pPr>
@@ -2208,21 +2424,142 @@
         <w:t xml:space="preserve">Also, if you feel overwhelmed by all of this, ask her to perhaps switch the way we pay our taxes and don’t take deductions.</w:t>
       </w:r>
     </w:p>
+    <w:bookmarkEnd w:id="39"/>
+    <w:bookmarkStart w:id="40" w:name="legal-documents"/>
     <w:p>
       <w:pPr>
         <w:pStyle w:val="Heading3"/>
       </w:pPr>
-      <w:bookmarkStart w:id="52" w:name="answers-to-common-security-questions"/>
+      <w:r>
+        <w:t xml:space="preserve">Legal documents</w:t>
+      </w:r>
+    </w:p>
+    <w:p>
+      <w:pPr>
+        <w:pStyle w:val="Compact"/>
+        <w:numPr>
+          <w:ilvl w:val="0"/>
+          <w:numId w:val="1052"/>
+        </w:numPr>
+      </w:pPr>
+      <w:r>
+        <w:t xml:space="preserve">Our wills are stored _____ and the attorney has the originals</w:t>
+      </w:r>
+    </w:p>
+    <w:p>
+      <w:pPr>
+        <w:pStyle w:val="Compact"/>
+        <w:numPr>
+          <w:ilvl w:val="0"/>
+          <w:numId w:val="1052"/>
+        </w:numPr>
+      </w:pPr>
+      <w:r>
+        <w:t xml:space="preserve">Powers of attorney and healthcare directives are stored with the wills</w:t>
+      </w:r>
+    </w:p>
+    <w:p>
+      <w:pPr>
+        <w:pStyle w:val="Compact"/>
+        <w:numPr>
+          <w:ilvl w:val="0"/>
+          <w:numId w:val="1052"/>
+        </w:numPr>
+      </w:pPr>
+      <w:r>
+        <w:t xml:space="preserve">Our attorney is _____ — contact them early, they’ll walk you through what needs to be filed and when</w:t>
+      </w:r>
+    </w:p>
+    <w:bookmarkEnd w:id="40"/>
+    <w:bookmarkStart w:id="41" w:name="for-retirees"/>
+    <w:p>
+      <w:pPr>
+        <w:pStyle w:val="Heading3"/>
+      </w:pPr>
+      <w:r>
+        <w:t xml:space="preserve">For retirees</w:t>
+      </w:r>
+    </w:p>
+    <w:p>
+      <w:pPr>
+        <w:pStyle w:val="FirstParagraph"/>
+      </w:pPr>
+      <w:r>
+        <w:t xml:space="preserve">If you’re adapting this checklist and you’re retired (or close to it), your partner will also need:</w:t>
+      </w:r>
+    </w:p>
+    <w:p>
+      <w:pPr>
+        <w:pStyle w:val="Compact"/>
+        <w:numPr>
+          <w:ilvl w:val="0"/>
+          <w:numId w:val="1053"/>
+        </w:numPr>
+      </w:pPr>
+      <w:r>
+        <w:t xml:space="preserve">Who to notify at the pension fund and how survivor payments get arranged</w:t>
+      </w:r>
+    </w:p>
+    <w:p>
+      <w:pPr>
+        <w:pStyle w:val="Compact"/>
+        <w:numPr>
+          <w:ilvl w:val="0"/>
+          <w:numId w:val="1053"/>
+        </w:numPr>
+      </w:pPr>
+      <w:r>
+        <w:t xml:space="preserve">Whether health/sickness insurance continues for the surviving partner and what they must do to keep it</w:t>
+      </w:r>
+    </w:p>
+    <w:p>
+      <w:pPr>
+        <w:pStyle w:val="Compact"/>
+        <w:numPr>
+          <w:ilvl w:val="0"/>
+          <w:numId w:val="1053"/>
+        </w:numPr>
+      </w:pPr>
+      <w:r>
+        <w:t xml:space="preserve">How savings accounts for grandchildren or other beneficiaries transfer or continue</w:t>
+      </w:r>
+    </w:p>
+    <w:p>
+      <w:pPr>
+        <w:pStyle w:val="Compact"/>
+        <w:numPr>
+          <w:ilvl w:val="0"/>
+          <w:numId w:val="1053"/>
+        </w:numPr>
+      </w:pPr>
+      <w:r>
+        <w:t xml:space="preserve">In much of Europe, banks freeze ALL of the deceased’s accounts — including joint ones — as soon as they’re notified. Talk to your bank in advance so your partner has accessible funds while the estate is settled (see the set-aside note under Bank Accounts).</w:t>
+      </w:r>
+    </w:p>
+    <w:bookmarkEnd w:id="41"/>
+    <w:bookmarkStart w:id="42" w:name="answers-to-common-security-questions"/>
+    <w:p>
+      <w:pPr>
+        <w:pStyle w:val="Heading3"/>
+      </w:pPr>
       <w:r>
         <w:t xml:space="preserve">Answers to common security questions</w:t>
       </w:r>
-      <w:bookmarkEnd w:id="52"/>
-    </w:p>
-    <w:p>
-      <w:pPr>
-        <w:numPr>
-          <w:ilvl w:val="0"/>
-          <w:numId w:val="1050"/>
+    </w:p>
+    <w:p>
+      <w:pPr>
+        <w:pStyle w:val="FirstParagraph"/>
+      </w:pPr>
+      <w:r>
+        <w:t xml:space="preserve">Check KeePass first: for most accounts, my security answers are randomly generated nonsense stored in the notes or custom fields of that account’s entry, because honest answers can be guessed or googled. The answers below are only for the old accounts where I answered honestly.</w:t>
+      </w:r>
+    </w:p>
+    <w:p>
+      <w:pPr>
+        <w:pStyle w:val="Compact"/>
+        <w:numPr>
+          <w:ilvl w:val="0"/>
+          <w:numId w:val="1054"/>
         </w:numPr>
       </w:pPr>
       <w:r>
@@ -2231,9 +2568,10 @@
     </w:p>
     <w:p>
       <w:pPr>
-        <w:numPr>
-          <w:ilvl w:val="0"/>
-          <w:numId w:val="1050"/>
+        <w:pStyle w:val="Compact"/>
+        <w:numPr>
+          <w:ilvl w:val="0"/>
+          <w:numId w:val="1054"/>
         </w:numPr>
       </w:pPr>
       <w:r>
@@ -2242,9 +2580,10 @@
     </w:p>
     <w:p>
       <w:pPr>
-        <w:numPr>
-          <w:ilvl w:val="0"/>
-          <w:numId w:val="1050"/>
+        <w:pStyle w:val="Compact"/>
+        <w:numPr>
+          <w:ilvl w:val="0"/>
+          <w:numId w:val="1054"/>
         </w:numPr>
       </w:pPr>
       <w:r>
@@ -2253,9 +2592,10 @@
     </w:p>
     <w:p>
       <w:pPr>
-        <w:numPr>
-          <w:ilvl w:val="0"/>
-          <w:numId w:val="1050"/>
+        <w:pStyle w:val="Compact"/>
+        <w:numPr>
+          <w:ilvl w:val="0"/>
+          <w:numId w:val="1054"/>
         </w:numPr>
       </w:pPr>
       <w:r>
@@ -2264,9 +2604,10 @@
     </w:p>
     <w:p>
       <w:pPr>
-        <w:numPr>
-          <w:ilvl w:val="0"/>
-          <w:numId w:val="1050"/>
+        <w:pStyle w:val="Compact"/>
+        <w:numPr>
+          <w:ilvl w:val="0"/>
+          <w:numId w:val="1054"/>
         </w:numPr>
       </w:pPr>
       <w:r>
@@ -2275,30 +2616,32 @@
     </w:p>
     <w:p>
       <w:pPr>
-        <w:numPr>
-          <w:ilvl w:val="0"/>
-          <w:numId w:val="1050"/>
+        <w:pStyle w:val="Compact"/>
+        <w:numPr>
+          <w:ilvl w:val="0"/>
+          <w:numId w:val="1054"/>
         </w:numPr>
       </w:pPr>
       <w:r>
         <w:t xml:space="preserve">First School: Menlo Elementary</w:t>
       </w:r>
     </w:p>
+    <w:bookmarkEnd w:id="42"/>
+    <w:bookmarkStart w:id="43" w:name="physical-security"/>
     <w:p>
       <w:pPr>
         <w:pStyle w:val="Heading3"/>
       </w:pPr>
-      <w:bookmarkStart w:id="53" w:name="physical-security"/>
       <w:r>
         <w:t xml:space="preserve">Physical Security</w:t>
       </w:r>
-      <w:bookmarkEnd w:id="53"/>
-    </w:p>
-    <w:p>
-      <w:pPr>
-        <w:numPr>
-          <w:ilvl w:val="0"/>
-          <w:numId w:val="1051"/>
+    </w:p>
+    <w:p>
+      <w:pPr>
+        <w:pStyle w:val="Compact"/>
+        <w:numPr>
+          <w:ilvl w:val="0"/>
+          <w:numId w:val="1055"/>
         </w:numPr>
       </w:pPr>
       <w:r>
@@ -2307,9 +2650,10 @@
     </w:p>
     <w:p>
       <w:pPr>
-        <w:numPr>
-          <w:ilvl w:val="0"/>
-          <w:numId w:val="1051"/>
+        <w:pStyle w:val="Compact"/>
+        <w:numPr>
+          <w:ilvl w:val="0"/>
+          <w:numId w:val="1055"/>
         </w:numPr>
       </w:pPr>
       <w:r>
@@ -2318,16 +2662,146 @@
     </w:p>
     <w:p>
       <w:pPr>
-        <w:numPr>
-          <w:ilvl w:val="0"/>
-          <w:numId w:val="1051"/>
+        <w:pStyle w:val="Compact"/>
+        <w:numPr>
+          <w:ilvl w:val="0"/>
+          <w:numId w:val="1055"/>
         </w:numPr>
       </w:pPr>
       <w:r>
         <w:t xml:space="preserve">Safe combo: Left - 89, right 33, Spin twice left then: 51</w:t>
       </w:r>
     </w:p>
-    <w:sectPr/>
+    <w:bookmarkEnd w:id="43"/>
+    <w:bookmarkEnd w:id="44"/>
+    <w:bookmarkStart w:id="47" w:name="final-wishes"/>
+    <w:p>
+      <w:pPr>
+        <w:pStyle w:val="Heading2"/>
+      </w:pPr>
+      <w:r>
+        <w:t xml:space="preserve">Final wishes</w:t>
+      </w:r>
+    </w:p>
+    <w:bookmarkStart w:id="45" w:name="obituary-and-service"/>
+    <w:p>
+      <w:pPr>
+        <w:pStyle w:val="Heading3"/>
+      </w:pPr>
+      <w:r>
+        <w:t xml:space="preserve">Obituary and service</w:t>
+      </w:r>
+    </w:p>
+    <w:p>
+      <w:pPr>
+        <w:pStyle w:val="Compact"/>
+        <w:numPr>
+          <w:ilvl w:val="0"/>
+          <w:numId w:val="1056"/>
+        </w:numPr>
+      </w:pPr>
+      <w:r>
+        <w:t xml:space="preserve">Notes for my obituary are in _____ — the highlights I’d want mentioned and the things I’d rather you leave out</w:t>
+      </w:r>
+    </w:p>
+    <w:p>
+      <w:pPr>
+        <w:pStyle w:val="Compact"/>
+        <w:numPr>
+          <w:ilvl w:val="0"/>
+          <w:numId w:val="1056"/>
+        </w:numPr>
+      </w:pPr>
+      <w:r>
+        <w:t xml:space="preserve">Songs and readings for the service: _____</w:t>
+      </w:r>
+    </w:p>
+    <w:p>
+      <w:pPr>
+        <w:pStyle w:val="Compact"/>
+        <w:numPr>
+          <w:ilvl w:val="0"/>
+          <w:numId w:val="1056"/>
+        </w:numPr>
+      </w:pPr>
+      <w:r>
+        <w:t xml:space="preserve">Cremation or burial preference: _____</w:t>
+      </w:r>
+    </w:p>
+    <w:bookmarkEnd w:id="45"/>
+    <w:bookmarkStart w:id="46" w:name="pets"/>
+    <w:p>
+      <w:pPr>
+        <w:pStyle w:val="Heading3"/>
+      </w:pPr>
+      <w:r>
+        <w:t xml:space="preserve">Pets</w:t>
+      </w:r>
+    </w:p>
+    <w:p>
+      <w:pPr>
+        <w:pStyle w:val="Compact"/>
+        <w:numPr>
+          <w:ilvl w:val="0"/>
+          <w:numId w:val="1057"/>
+        </w:numPr>
+      </w:pPr>
+      <w:r>
+        <w:t xml:space="preserve">Our vet is _____ (name and phone)</w:t>
+      </w:r>
+    </w:p>
+    <w:p>
+      <w:pPr>
+        <w:pStyle w:val="Compact"/>
+        <w:numPr>
+          <w:ilvl w:val="0"/>
+          <w:numId w:val="1057"/>
+        </w:numPr>
+      </w:pPr>
+      <w:r>
+        <w:t xml:space="preserve">Food, meds and quirks: _____</w:t>
+      </w:r>
+    </w:p>
+    <w:p>
+      <w:pPr>
+        <w:pStyle w:val="Compact"/>
+        <w:numPr>
+          <w:ilvl w:val="0"/>
+          <w:numId w:val="1057"/>
+        </w:numPr>
+      </w:pPr>
+      <w:r>
+        <w:t xml:space="preserve">_____ has agreed to take them if it’s too much</w:t>
+      </w:r>
+    </w:p>
+    <w:p>
+      <w:pPr>
+        <w:pStyle w:val="Compact"/>
+        <w:numPr>
+          <w:ilvl w:val="0"/>
+          <w:numId w:val="1057"/>
+        </w:numPr>
+      </w:pPr>
+      <w:r>
+        <w:t xml:space="preserve">Current photos for ID (in case they bolt during the chaos) are in _____</w:t>
+      </w:r>
+    </w:p>
+    <w:p>
+      <w:pPr>
+        <w:pStyle w:val="FirstParagraph"/>
+      </w:pPr>
+      <w:r>
+        <w:t xml:space="preserve">The wills, powers of attorney and our attorney’s contact info are under Legal documents above.</w:t>
+      </w:r>
+    </w:p>
+    <w:bookmarkEnd w:id="46"/>
+    <w:bookmarkEnd w:id="47"/>
+    <w:bookmarkEnd w:id="48"/>
+    <w:sectPr>
+      <w:footnotePr>
+        <w:numRestart w:val="eachSect"/>
+      </w:footnotePr>
+    </w:sectPr>
   </w:body>
 </w:document>
 </file>
@@ -2358,17 +2832,14 @@
 <file path=word/numbering.xml><?xml version="1.0" encoding="utf-8"?>
 <w:numbering xmlns:w="http://schemas.openxmlformats.org/wordprocessingml/2006/main">
   <w:abstractNum w:abstractNumId="990">
-    <w:nsid w:val="2c1ae401"/>
+    <w:nsid w:val="0000A990"/>
     <w:multiLevelType w:val="multilevel"/>
     <w:lvl w:ilvl="0">
       <w:numFmt w:val="bullet"/>
       <w:lvlText w:val=" "/>
       <w:lvlJc w:val="left"/>
       <w:pPr>
-        <w:tabs>
-          <w:tab w:val="num" w:pos="0"/>
-        </w:tabs>
-        <w:ind w:left="480" w:hanging="480"/>
+        <w:ind w:left="720" w:hanging="360"/>
       </w:pPr>
     </w:lvl>
     <w:lvl w:ilvl="1">
@@ -2376,10 +2847,7 @@
       <w:lvlText w:val=" "/>
       <w:lvlJc w:val="left"/>
       <w:pPr>
-        <w:tabs>
-          <w:tab w:val="num" w:pos="720"/>
-        </w:tabs>
-        <w:ind w:left="1200" w:hanging="480"/>
+        <w:ind w:left="1440" w:hanging="360"/>
       </w:pPr>
     </w:lvl>
     <w:lvl w:ilvl="2">
@@ -2387,10 +2855,7 @@
       <w:lvlText w:val=" "/>
       <w:lvlJc w:val="left"/>
       <w:pPr>
-        <w:tabs>
-          <w:tab w:val="num" w:pos="1440"/>
-        </w:tabs>
-        <w:ind w:left="1920" w:hanging="480"/>
+        <w:ind w:left="2160" w:hanging="360"/>
       </w:pPr>
     </w:lvl>
     <w:lvl w:ilvl="3">
@@ -2398,10 +2863,7 @@
       <w:lvlText w:val=" "/>
       <w:lvlJc w:val="left"/>
       <w:pPr>
-        <w:tabs>
-          <w:tab w:val="num" w:pos="2160"/>
-        </w:tabs>
-        <w:ind w:left="2640" w:hanging="480"/>
+        <w:ind w:left="2880" w:hanging="360"/>
       </w:pPr>
     </w:lvl>
     <w:lvl w:ilvl="4">
@@ -2409,10 +2871,7 @@
       <w:lvlText w:val=" "/>
       <w:lvlJc w:val="left"/>
       <w:pPr>
-        <w:tabs>
-          <w:tab w:val="num" w:pos="2880"/>
-        </w:tabs>
-        <w:ind w:left="3360" w:hanging="480"/>
+        <w:ind w:left="3600" w:hanging="360"/>
       </w:pPr>
     </w:lvl>
     <w:lvl w:ilvl="5">
@@ -2420,10 +2879,7 @@
       <w:lvlText w:val=" "/>
       <w:lvlJc w:val="left"/>
       <w:pPr>
-        <w:tabs>
-          <w:tab w:val="num" w:pos="3600"/>
-        </w:tabs>
-        <w:ind w:left="4080" w:hanging="480"/>
+        <w:ind w:left="4320" w:hanging="360"/>
       </w:pPr>
     </w:lvl>
     <w:lvl w:ilvl="6">
@@ -2431,10 +2887,7 @@
       <w:lvlText w:val=" "/>
       <w:lvlJc w:val="left"/>
       <w:pPr>
-        <w:tabs>
-          <w:tab w:val="num" w:pos="4320"/>
-        </w:tabs>
-        <w:ind w:left="4800" w:hanging="480"/>
+        <w:ind w:left="5040" w:hanging="360"/>
       </w:pPr>
     </w:lvl>
     <w:lvl w:ilvl="7">
@@ -2442,10 +2895,7 @@
       <w:lvlText w:val=" "/>
       <w:lvlJc w:val="left"/>
       <w:pPr>
-        <w:tabs>
-          <w:tab w:val="num" w:pos="5040"/>
-        </w:tabs>
-        <w:ind w:left="5520" w:hanging="480"/>
+        <w:ind w:left="5760" w:hanging="360"/>
       </w:pPr>
     </w:lvl>
     <w:lvl w:ilvl="8">
@@ -2453,114 +2903,111 @@
       <w:lvlText w:val=" "/>
       <w:lvlJc w:val="left"/>
       <w:pPr>
-        <w:tabs>
-          <w:tab w:val="num" w:pos="5760"/>
-        </w:tabs>
-        <w:ind w:left="6240" w:hanging="480"/>
+        <w:ind w:left="6480" w:hanging="360"/>
       </w:pPr>
     </w:lvl>
   </w:abstractNum>
   <w:abstractNum w:abstractNumId="991">
-    <w:nsid w:val="ea454b4c"/>
+    <w:nsid w:val="0000A991"/>
     <w:multiLevelType w:val="multilevel"/>
     <w:lvl w:ilvl="0">
       <w:numFmt w:val="bullet"/>
-      <w:lvlText w:val="•"/>
+      <w:lvlText w:val=""/>
       <w:lvlJc w:val="left"/>
       <w:pPr>
-        <w:tabs>
-          <w:tab w:val="num" w:pos="0"/>
-        </w:tabs>
-        <w:ind w:left="480" w:hanging="480"/>
-      </w:pPr>
+        <w:ind w:left="720" w:hanging="360"/>
+      </w:pPr>
+      <w:rPr>
+        <w:rFonts w:ascii="Symbol" w:hAnsi="Symbol" w:cs="Symbol" w:hint="default"/>
+      </w:rPr>
     </w:lvl>
     <w:lvl w:ilvl="1">
       <w:numFmt w:val="bullet"/>
-      <w:lvlText w:val="–"/>
+      <w:lvlText w:val="o"/>
       <w:lvlJc w:val="left"/>
       <w:pPr>
-        <w:tabs>
-          <w:tab w:val="num" w:pos="720"/>
-        </w:tabs>
-        <w:ind w:left="1200" w:hanging="480"/>
-      </w:pPr>
+        <w:ind w:left="1440" w:hanging="360"/>
+      </w:pPr>
+      <w:rPr>
+        <w:rFonts w:ascii="Courier New" w:hAnsi="Courier New" w:cs="Courier New" w:hint="default"/>
+      </w:rPr>
     </w:lvl>
     <w:lvl w:ilvl="2">
       <w:numFmt w:val="bullet"/>
-      <w:lvlText w:val="•"/>
+      <w:lvlText w:val=""/>
       <w:lvlJc w:val="left"/>
       <w:pPr>
-        <w:tabs>
-          <w:tab w:val="num" w:pos="1440"/>
-        </w:tabs>
-        <w:ind w:left="1920" w:hanging="480"/>
-      </w:pPr>
+        <w:ind w:left="2160" w:hanging="360"/>
+      </w:pPr>
+      <w:rPr>
+        <w:rFonts w:ascii="Wingdings" w:hAnsi="Wingdings" w:cs="Wingdings" w:hint="default"/>
+      </w:rPr>
     </w:lvl>
     <w:lvl w:ilvl="3">
       <w:numFmt w:val="bullet"/>
-      <w:lvlText w:val="–"/>
+      <w:lvlText w:val=""/>
       <w:lvlJc w:val="left"/>
       <w:pPr>
-        <w:tabs>
-          <w:tab w:val="num" w:pos="2160"/>
-        </w:tabs>
-        <w:ind w:left="2640" w:hanging="480"/>
-      </w:pPr>
+        <w:ind w:left="2880" w:hanging="360"/>
+      </w:pPr>
+      <w:rPr>
+        <w:rFonts w:ascii="Symbol" w:hAnsi="Symbol" w:cs="Symbol" w:hint="default"/>
+      </w:rPr>
     </w:lvl>
     <w:lvl w:ilvl="4">
       <w:numFmt w:val="bullet"/>
-      <w:lvlText w:val="•"/>
+      <w:lvlText w:val="o"/>
       <w:lvlJc w:val="left"/>
       <w:pPr>
-        <w:tabs>
-          <w:tab w:val="num" w:pos="2880"/>
-        </w:tabs>
-        <w:ind w:left="3360" w:hanging="480"/>
-      </w:pPr>
+        <w:ind w:left="3600" w:hanging="360"/>
+      </w:pPr>
+      <w:rPr>
+        <w:rFonts w:ascii="Courier New" w:hAnsi="Courier New" w:cs="Courier New" w:hint="default"/>
+      </w:rPr>
     </w:lvl>
     <w:lvl w:ilvl="5">
       <w:numFmt w:val="bullet"/>
-      <w:lvlText w:val="–"/>
+      <w:lvlText w:val=""/>
       <w:lvlJc w:val="left"/>
       <w:pPr>
-        <w:tabs>
-          <w:tab w:val="num" w:pos="3600"/>
-        </w:tabs>
-        <w:ind w:left="4080" w:hanging="480"/>
-      </w:pPr>
+        <w:ind w:left="4320" w:hanging="360"/>
+      </w:pPr>
+      <w:rPr>
+        <w:rFonts w:ascii="Wingdings" w:hAnsi="Wingdings" w:cs="Wingdings" w:hint="default"/>
+      </w:rPr>
     </w:lvl>
     <w:lvl w:ilvl="6">
       <w:numFmt w:val="bullet"/>
-      <w:lvlText w:val="•"/>
+      <w:lvlText w:val=""/>
       <w:lvlJc w:val="left"/>
       <w:pPr>
-        <w:tabs>
-          <w:tab w:val="num" w:pos="4320"/>
-        </w:tabs>
-        <w:ind w:left="4800" w:hanging="480"/>
-      </w:pPr>
+        <w:ind w:left="5040" w:hanging="360"/>
+      </w:pPr>
+      <w:rPr>
+        <w:rFonts w:ascii="Symbol" w:hAnsi="Symbol" w:cs="Symbol" w:hint="default"/>
+      </w:rPr>
     </w:lvl>
     <w:lvl w:ilvl="7">
       <w:numFmt w:val="bullet"/>
-      <w:lvlText w:val="–"/>
+      <w:lvlText w:val="o"/>
       <w:lvlJc w:val="left"/>
       <w:pPr>
-        <w:tabs>
-          <w:tab w:val="num" w:pos="5040"/>
-        </w:tabs>
-        <w:ind w:left="5520" w:hanging="480"/>
-      </w:pPr>
+        <w:ind w:left="5760" w:hanging="360"/>
+      </w:pPr>
+      <w:rPr>
+        <w:rFonts w:ascii="Courier New" w:hAnsi="Courier New" w:cs="Courier New" w:hint="default"/>
+      </w:rPr>
     </w:lvl>
     <w:lvl w:ilvl="8">
       <w:numFmt w:val="bullet"/>
-      <w:lvlText w:val="•"/>
+      <w:lvlText w:val=""/>
       <w:lvlJc w:val="left"/>
       <w:pPr>
-        <w:tabs>
-          <w:tab w:val="num" w:pos="5760"/>
-        </w:tabs>
-        <w:ind w:left="6240" w:hanging="480"/>
-      </w:pPr>
+        <w:ind w:left="6480" w:hanging="360"/>
+      </w:pPr>
+      <w:rPr>
+        <w:rFonts w:ascii="Wingdings" w:hAnsi="Wingdings" w:cs="Wingdings" w:hint="default"/>
+      </w:rPr>
     </w:lvl>
   </w:abstractNum>
   <w:num w:numId="1000">
@@ -2717,6 +3164,24 @@
     <w:abstractNumId w:val="991"/>
   </w:num>
   <w:num w:numId="1051">
+    <w:abstractNumId w:val="991"/>
+  </w:num>
+  <w:num w:numId="1052">
+    <w:abstractNumId w:val="991"/>
+  </w:num>
+  <w:num w:numId="1053">
+    <w:abstractNumId w:val="991"/>
+  </w:num>
+  <w:num w:numId="1054">
+    <w:abstractNumId w:val="991"/>
+  </w:num>
+  <w:num w:numId="1055">
+    <w:abstractNumId w:val="991"/>
+  </w:num>
+  <w:num w:numId="1056">
+    <w:abstractNumId w:val="991"/>
+  </w:num>
+  <w:num w:numId="1057">
     <w:abstractNumId w:val="991"/>
   </w:num>
 </w:numbering>
@@ -2727,10 +3192,10 @@
   <w:docDefaults>
     <w:rPrDefault>
       <w:rPr>
-        <w:rFonts w:asciiTheme="minorHAnsi" w:eastAsiaTheme="minorHAnsi" w:hAnsiTheme="minorHAnsi" w:cstheme="minorBidi"/>
+        <w:rFonts w:asciiTheme="minorHAnsi" w:cstheme="minorBidi" w:eastAsiaTheme="minorEastAsia" w:hAnsiTheme="minorHAnsi"/>
         <w:sz w:val="24"/>
         <w:szCs w:val="24"/>
-        <w:lang w:val="en-US" w:eastAsia="en-US" w:bidi="ar-SA"/>
+        <w:lang w:bidi="ar-SA" w:eastAsia="zh-CN" w:val="en-US"/>
       </w:rPr>
     </w:rPrDefault>
     <w:pPrDefault>
@@ -2739,91 +3204,145 @@
       </w:pPr>
     </w:pPrDefault>
   </w:docDefaults>
-  <w:latentStyles w:defLockedState="0" w:defUIPriority="0" w:defSemiHidden="0" w:defUnhideWhenUsed="0" w:defQFormat="0" w:count="276"/>
-  <w:style w:type="paragraph" w:default="1" w:styleId="Normal">
+  <w:latentStyles w:count="276" w:defLockedState="0" w:defQFormat="0" w:defSemiHidden="0" w:defUIPriority="0" w:defUnhideWhenUsed="0"/>
+  <w:style w:default="1" w:styleId="Normal" w:type="paragraph">
     <w:name w:val="Normal"/>
     <w:qFormat/>
   </w:style>
-  <w:style w:type="paragraph" w:styleId="BodyText">
+  <w:style w:styleId="BodyText" w:type="paragraph">
     <w:name w:val="Body Text"/>
     <w:basedOn w:val="Normal"/>
     <w:link w:val="BodyTextChar"/>
+    <w:qFormat/>
     <w:pPr>
-      <w:spacing w:before="180" w:after="180"/>
+      <w:spacing w:after="180" w:before="180"/>
     </w:pPr>
-    <w:qFormat/>
-  </w:style>
-  <w:style w:type="paragraph" w:customStyle="1" w:styleId="FirstParagraph">
+  </w:style>
+  <w:style w:customStyle="1" w:styleId="FirstParagraph" w:type="paragraph">
     <w:name w:val="First Paragraph"/>
     <w:basedOn w:val="BodyText"/>
     <w:next w:val="BodyText"/>
     <w:qFormat/>
   </w:style>
-  <w:style w:type="paragraph" w:customStyle="1" w:styleId="Compact">
+  <w:style w:customStyle="1" w:styleId="Compact" w:type="paragraph">
     <w:name w:val="Compact"/>
     <w:basedOn w:val="BodyText"/>
     <w:qFormat/>
     <w:pPr>
-      <w:spacing w:before="36" w:after="36"/>
+      <w:spacing w:after="36" w:before="36"/>
     </w:pPr>
   </w:style>
-  <w:style w:type="paragraph" w:styleId="Title">
+  <w:style w:styleId="Title" w:type="paragraph">
     <w:name w:val="Title"/>
     <w:basedOn w:val="Normal"/>
     <w:next w:val="BodyText"/>
+    <w:link w:val="TitleChar"/>
+    <w:uiPriority w:val="10"/>
     <w:qFormat/>
+    <w:rsid w:val="00A10FD9"/>
     <w:pPr>
-      <w:keepNext/>
-      <w:keepLines/>
-      <w:spacing w:before="480" w:after="240"/>
+      <w:spacing w:after="80" w:line="240" w:lineRule="auto"/>
+      <w:contextualSpacing/>
       <w:jc w:val="center"/>
     </w:pPr>
     <w:rPr>
-      <w:rFonts w:asciiTheme="majorHAnsi" w:eastAsiaTheme="majorEastAsia" w:hAnsiTheme="majorHAnsi" w:cstheme="majorBidi"/>
-      <w:b/>
-      <w:bCs/>
-      <w:color w:val="345A8A" w:themeColor="accent1" w:themeShade="B5"/>
-      <w:sz w:val="36"/>
-      <w:szCs w:val="36"/>
-    </w:rPr>
-  </w:style>
-  <w:style w:type="paragraph" w:styleId="Subtitle">
+      <w:rFonts w:asciiTheme="majorHAnsi" w:cstheme="majorBidi" w:eastAsiaTheme="majorEastAsia" w:hAnsiTheme="majorHAnsi"/>
+      <w:sz w:val="56"/>
+      <w:szCs w:val="56"/>
+    </w:rPr>
+  </w:style>
+  <w:style w:customStyle="1" w:styleId="TitleChar" w:type="character">
+    <w:name w:val="Title Char"/>
+    <w:basedOn w:val="DefaultParagraphFont"/>
+    <w:link w:val="Title"/>
+    <w:uiPriority w:val="10"/>
+    <w:rsid w:val="00A10FD9"/>
+    <w:rPr>
+      <w:rFonts w:asciiTheme="majorHAnsi" w:cstheme="majorBidi" w:eastAsiaTheme="majorEastAsia" w:hAnsiTheme="majorHAnsi"/>
+      <w:sz w:val="56"/>
+      <w:szCs w:val="56"/>
+    </w:rPr>
+  </w:style>
+  <w:style w:styleId="Subtitle" w:type="paragraph">
     <w:name w:val="Subtitle"/>
+    <w:basedOn w:val="Title"/>
+    <w:next w:val="BodyText"/>
+    <w:link w:val="SubtitleChar"/>
+    <w:uiPriority w:val="11"/>
+    <w:qFormat/>
+    <w:rsid w:val="00A10FD9"/>
+    <w:pPr>
+      <w:numPr>
+        <w:ilvl w:val="1"/>
+      </w:numPr>
+    </w:pPr>
+    <w:rPr>
+      <w:rFonts w:cstheme="majorBidi" w:eastAsiaTheme="majorEastAsia"/>
+      <w:spacing w:val="15"/>
+      <w:sz w:val="28"/>
+      <w:szCs w:val="28"/>
+    </w:rPr>
+  </w:style>
+  <w:style w:customStyle="1" w:styleId="SubtitleChar" w:type="character">
+    <w:name w:val="Subtitle Char"/>
+    <w:basedOn w:val="DefaultParagraphFont"/>
+    <w:link w:val="Subtitle"/>
+    <w:uiPriority w:val="11"/>
+    <w:rsid w:val="00A10FD9"/>
+    <w:rPr>
+      <w:rFonts w:cstheme="majorBidi" w:eastAsiaTheme="majorEastAsia"/>
+      <w:color w:themeColor="text1" w:themeTint="A6" w:val="595959"/>
+      <w:spacing w:val="15"/>
+      <w:sz w:val="28"/>
+      <w:szCs w:val="28"/>
+    </w:rPr>
+  </w:style>
+  <w:style w:customStyle="1" w:styleId="Author" w:type="paragraph">
+    <w:name w:val="Author"/>
     <w:basedOn w:val="Title"/>
     <w:next w:val="BodyText"/>
     <w:qFormat/>
     <w:pPr>
       <w:keepNext/>
       <w:keepLines/>
-      <w:spacing w:before="240" w:after="240"/>
-      <w:jc w:val="center"/>
     </w:pPr>
     <w:rPr>
-      <w:sz w:val="30"/>
-      <w:szCs w:val="30"/>
-    </w:rPr>
-  </w:style>
-  <w:style w:type="paragraph" w:customStyle="1" w:styleId="Author">
-    <w:name w:val="Author"/>
+      <w:sz w:val="24"/>
+      <w:szCs w:val="24"/>
+    </w:rPr>
+  </w:style>
+  <w:style w:styleId="Date" w:type="paragraph">
+    <w:name w:val="Date"/>
+    <w:basedOn w:val="Title"/>
     <w:next w:val="BodyText"/>
     <w:qFormat/>
     <w:pPr>
       <w:keepNext/>
       <w:keepLines/>
-      <w:jc w:val="center"/>
     </w:pPr>
-  </w:style>
-  <w:style w:type="paragraph" w:styleId="Date">
-    <w:name w:val="Date"/>
-    <w:next w:val="BodyText"/>
+    <w:rPr>
+      <w:sz w:val="24"/>
+      <w:szCs w:val="24"/>
+    </w:rPr>
+  </w:style>
+  <w:style w:customStyle="1" w:styleId="AbstractTitle" w:type="paragraph">
+    <w:name w:val="Abstract Title"/>
+    <w:basedOn w:val="Normal"/>
+    <w:next w:val="Abstract"/>
     <w:qFormat/>
     <w:pPr>
       <w:keepNext/>
       <w:keepLines/>
+      <w:spacing w:after="0" w:before="300"/>
       <w:jc w:val="center"/>
     </w:pPr>
-  </w:style>
-  <w:style w:type="paragraph" w:customStyle="1" w:styleId="Abstract">
+    <w:rPr>
+      <w:b/>
+      <w:sz w:val="20"/>
+      <w:szCs w:val="20"/>
+    </w:rPr>
+  </w:style>
+  <w:style w:customStyle="1" w:styleId="Abstract" w:type="paragraph">
     <w:name w:val="Abstract"/>
     <w:basedOn w:val="Normal"/>
     <w:next w:val="BodyText"/>
@@ -2831,14 +3350,14 @@
     <w:pPr>
       <w:keepNext/>
       <w:keepLines/>
-      <w:spacing w:before="300" w:after="300"/>
+      <w:spacing w:after="300" w:before="100"/>
     </w:pPr>
     <w:rPr>
       <w:sz w:val="20"/>
       <w:szCs w:val="20"/>
     </w:rPr>
   </w:style>
-  <w:style w:type="paragraph" w:styleId="Bibliography">
+  <w:style w:styleId="Bibliography" w:type="paragraph">
     <w:name w:val="Bibliography"/>
     <w:basedOn w:val="Normal"/>
     <w:next w:val="Bibliography"/>
@@ -2846,195 +3365,325 @@
     <w:pPr/>
     <w:rPr/>
   </w:style>
-  <w:style w:type="paragraph" w:styleId="Heading1">
-    <w:name w:val="Heading 1"/>
+  <w:style w:styleId="Heading1" w:type="paragraph">
+    <w:name w:val="heading 1"/>
     <w:basedOn w:val="Normal"/>
     <w:next w:val="BodyText"/>
+    <w:link w:val="Heading1Char"/>
     <w:uiPriority w:val="9"/>
     <w:qFormat/>
+    <w:rsid w:val="00A10FD9"/>
     <w:pPr>
       <w:keepNext/>
       <w:keepLines/>
-      <w:spacing w:before="480" w:after="0"/>
+      <w:spacing w:after="80" w:before="360"/>
       <w:outlineLvl w:val="0"/>
     </w:pPr>
     <w:rPr>
-      <w:rFonts w:asciiTheme="majorHAnsi" w:eastAsiaTheme="majorEastAsia" w:hAnsiTheme="majorHAnsi" w:cstheme="majorBidi"/>
-      <w:b/>
-      <w:bCs/>
-      <w:color w:val="4F81BD" w:themeColor="accent1"/>
-      <w:sz w:val="32"/>
-      <w:szCs w:val="32"/>
-    </w:rPr>
-  </w:style>
-  <w:style w:type="paragraph" w:styleId="Heading2">
-    <w:name w:val="Heading 2"/>
+      <w:rFonts w:asciiTheme="majorHAnsi" w:cstheme="majorBidi" w:eastAsiaTheme="majorEastAsia" w:hAnsiTheme="majorHAnsi"/>
+      <w:color w:themeColor="accent1" w:themeShade="BF" w:val="0F4761"/>
+      <w:sz w:val="40"/>
+      <w:szCs w:val="40"/>
+    </w:rPr>
+  </w:style>
+  <w:style w:styleId="Heading2" w:type="paragraph">
+    <w:name w:val="heading 2"/>
     <w:basedOn w:val="Normal"/>
     <w:next w:val="BodyText"/>
+    <w:link w:val="Heading2Char"/>
     <w:uiPriority w:val="9"/>
+    <w:semiHidden/>
     <w:unhideWhenUsed/>
     <w:qFormat/>
+    <w:rsid w:val="00A10FD9"/>
     <w:pPr>
       <w:keepNext/>
       <w:keepLines/>
-      <w:spacing w:before="200" w:after="0"/>
+      <w:spacing w:after="80" w:before="160"/>
       <w:outlineLvl w:val="1"/>
     </w:pPr>
     <w:rPr>
-      <w:rFonts w:asciiTheme="majorHAnsi" w:eastAsiaTheme="majorEastAsia" w:hAnsiTheme="majorHAnsi" w:cstheme="majorBidi"/>
-      <w:b/>
-      <w:bCs/>
-      <w:color w:val="4F81BD" w:themeColor="accent1"/>
-      <w:sz w:val="28"/>
-      <w:szCs w:val="28"/>
-    </w:rPr>
-  </w:style>
-  <w:style w:type="paragraph" w:styleId="Heading3">
-    <w:name w:val="Heading 3"/>
+      <w:rFonts w:asciiTheme="majorHAnsi" w:cstheme="majorBidi" w:eastAsiaTheme="majorEastAsia" w:hAnsiTheme="majorHAnsi"/>
+      <w:color w:themeColor="accent1" w:themeShade="BF" w:val="0F4761"/>
+      <w:sz w:val="32"/>
+      <w:szCs w:val="32"/>
+    </w:rPr>
+  </w:style>
+  <w:style w:styleId="Heading3" w:type="paragraph">
+    <w:name w:val="heading 3"/>
     <w:basedOn w:val="Normal"/>
     <w:next w:val="BodyText"/>
+    <w:link w:val="Heading3Char"/>
     <w:uiPriority w:val="9"/>
+    <w:semiHidden/>
     <w:unhideWhenUsed/>
     <w:qFormat/>
+    <w:rsid w:val="00A10FD9"/>
     <w:pPr>
       <w:keepNext/>
       <w:keepLines/>
-      <w:spacing w:before="200" w:after="0"/>
+      <w:spacing w:after="80" w:before="160"/>
       <w:outlineLvl w:val="2"/>
     </w:pPr>
     <w:rPr>
-      <w:rFonts w:asciiTheme="majorHAnsi" w:eastAsiaTheme="majorEastAsia" w:hAnsiTheme="majorHAnsi" w:cstheme="majorBidi"/>
-      <w:b/>
-      <w:bCs/>
-      <w:color w:val="4F81BD" w:themeColor="accent1"/>
-      <w:sz w:val="24"/>
-      <w:szCs w:val="24"/>
-    </w:rPr>
-  </w:style>
-  <w:style w:type="paragraph" w:styleId="Heading4">
-    <w:name w:val="Heading 4"/>
+      <w:rFonts w:cstheme="majorBidi" w:eastAsiaTheme="majorEastAsia"/>
+      <w:color w:themeColor="accent1" w:themeShade="BF" w:val="0F4761"/>
+      <w:sz w:val="28"/>
+      <w:szCs w:val="28"/>
+    </w:rPr>
+  </w:style>
+  <w:style w:styleId="Heading4" w:type="paragraph">
+    <w:name w:val="heading 4"/>
     <w:basedOn w:val="Normal"/>
     <w:next w:val="BodyText"/>
+    <w:link w:val="Heading4Char"/>
     <w:uiPriority w:val="9"/>
+    <w:semiHidden/>
     <w:unhideWhenUsed/>
     <w:qFormat/>
+    <w:rsid w:val="00A10FD9"/>
     <w:pPr>
       <w:keepNext/>
       <w:keepLines/>
-      <w:spacing w:before="200" w:after="0"/>
+      <w:spacing w:after="40" w:before="80"/>
       <w:outlineLvl w:val="3"/>
     </w:pPr>
     <w:rPr>
-      <w:rFonts w:asciiTheme="majorHAnsi" w:eastAsiaTheme="majorEastAsia" w:hAnsiTheme="majorHAnsi" w:cstheme="majorBidi"/>
+      <w:rFonts w:cstheme="majorBidi" w:eastAsiaTheme="majorEastAsia"/>
       <w:i/>
-      <w:bCs/>
-      <w:color w:val="4F81BD" w:themeColor="accent1"/>
-      <w:sz w:val="24"/>
-      <w:szCs w:val="24"/>
-    </w:rPr>
-  </w:style>
-  <w:style w:type="paragraph" w:styleId="Heading5">
-    <w:name w:val="Heading 5"/>
+      <w:iCs/>
+      <w:color w:themeColor="accent1" w:themeShade="BF" w:val="0F4761"/>
+    </w:rPr>
+  </w:style>
+  <w:style w:styleId="Heading5" w:type="paragraph">
+    <w:name w:val="heading 5"/>
     <w:basedOn w:val="Normal"/>
     <w:next w:val="BodyText"/>
+    <w:link w:val="Heading5Char"/>
     <w:uiPriority w:val="9"/>
+    <w:semiHidden/>
     <w:unhideWhenUsed/>
     <w:qFormat/>
+    <w:rsid w:val="00A10FD9"/>
     <w:pPr>
       <w:keepNext/>
       <w:keepLines/>
-      <w:spacing w:before="200" w:after="0"/>
+      <w:spacing w:after="40" w:before="80"/>
       <w:outlineLvl w:val="4"/>
     </w:pPr>
     <w:rPr>
-      <w:rFonts w:asciiTheme="majorHAnsi" w:eastAsiaTheme="majorEastAsia" w:hAnsiTheme="majorHAnsi" w:cstheme="majorBidi"/>
-      <w:iCs/>
-      <w:color w:val="4F81BD" w:themeColor="accent1"/>
-      <w:sz w:val="24"/>
-      <w:szCs w:val="24"/>
-    </w:rPr>
-  </w:style>
-  <w:style w:type="paragraph" w:styleId="Heading6">
-    <w:name w:val="Heading 6"/>
+      <w:rFonts w:cstheme="majorBidi" w:eastAsiaTheme="majorEastAsia"/>
+      <w:color w:themeColor="accent1" w:themeShade="BF" w:val="0F4761"/>
+    </w:rPr>
+  </w:style>
+  <w:style w:styleId="Heading6" w:type="paragraph">
+    <w:name w:val="heading 6"/>
     <w:basedOn w:val="Normal"/>
     <w:next w:val="BodyText"/>
+    <w:link w:val="Heading6Char"/>
     <w:uiPriority w:val="9"/>
+    <w:semiHidden/>
     <w:unhideWhenUsed/>
     <w:qFormat/>
+    <w:rsid w:val="00A10FD9"/>
     <w:pPr>
       <w:keepNext/>
       <w:keepLines/>
-      <w:spacing w:before="200" w:after="0"/>
+      <w:spacing w:after="0" w:before="40"/>
       <w:outlineLvl w:val="5"/>
     </w:pPr>
     <w:rPr>
-      <w:rFonts w:asciiTheme="majorHAnsi" w:eastAsiaTheme="majorEastAsia" w:hAnsiTheme="majorHAnsi" w:cstheme="majorBidi"/>
-      <w:color w:val="4F81BD" w:themeColor="accent1"/>
-      <w:sz w:val="24"/>
-      <w:szCs w:val="24"/>
-    </w:rPr>
-  </w:style>
-  <w:style w:type="paragraph" w:styleId="Heading7">
-    <w:name w:val="Heading 7"/>
+      <w:rFonts w:cstheme="majorBidi" w:eastAsiaTheme="majorEastAsia"/>
+      <w:i/>
+      <w:iCs/>
+      <w:color w:themeColor="text1" w:themeTint="A6" w:val="595959"/>
+    </w:rPr>
+  </w:style>
+  <w:style w:styleId="Heading7" w:type="paragraph">
+    <w:name w:val="heading 7"/>
     <w:basedOn w:val="Normal"/>
     <w:next w:val="BodyText"/>
+    <w:link w:val="Heading7Char"/>
     <w:uiPriority w:val="9"/>
+    <w:semiHidden/>
     <w:unhideWhenUsed/>
     <w:qFormat/>
+    <w:rsid w:val="00A10FD9"/>
     <w:pPr>
       <w:keepNext/>
       <w:keepLines/>
-      <w:spacing w:before="200" w:after="0"/>
+      <w:spacing w:after="0" w:before="40"/>
       <w:outlineLvl w:val="6"/>
     </w:pPr>
     <w:rPr>
-      <w:rFonts w:asciiTheme="majorHAnsi" w:eastAsiaTheme="majorEastAsia" w:hAnsiTheme="majorHAnsi" w:cstheme="majorBidi"/>
-      <w:color w:val="4F81BD" w:themeColor="accent1"/>
-      <w:sz w:val="24"/>
-      <w:szCs w:val="24"/>
-    </w:rPr>
-  </w:style>
-  <w:style w:type="paragraph" w:styleId="Heading8">
-    <w:name w:val="Heading 8"/>
+      <w:rFonts w:cstheme="majorBidi" w:eastAsiaTheme="majorEastAsia"/>
+      <w:color w:themeColor="text1" w:themeTint="A6" w:val="595959"/>
+    </w:rPr>
+  </w:style>
+  <w:style w:styleId="Heading8" w:type="paragraph">
+    <w:name w:val="heading 8"/>
     <w:basedOn w:val="Normal"/>
     <w:next w:val="BodyText"/>
+    <w:link w:val="Heading8Char"/>
     <w:uiPriority w:val="9"/>
+    <w:semiHidden/>
     <w:unhideWhenUsed/>
     <w:qFormat/>
+    <w:rsid w:val="00A10FD9"/>
     <w:pPr>
       <w:keepNext/>
       <w:keepLines/>
-      <w:spacing w:before="200" w:after="0"/>
+      <w:spacing w:after="0"/>
       <w:outlineLvl w:val="7"/>
     </w:pPr>
     <w:rPr>
-      <w:rFonts w:asciiTheme="majorHAnsi" w:eastAsiaTheme="majorEastAsia" w:hAnsiTheme="majorHAnsi" w:cstheme="majorBidi"/>
-      <w:color w:val="4F81BD" w:themeColor="accent1"/>
-      <w:sz w:val="24"/>
-      <w:szCs w:val="24"/>
-    </w:rPr>
-  </w:style>
-  <w:style w:type="paragraph" w:styleId="Heading9">
-    <w:name w:val="Heading 9"/>
+      <w:rFonts w:cstheme="majorBidi" w:eastAsiaTheme="majorEastAsia"/>
+      <w:i/>
+      <w:iCs/>
+      <w:color w:themeColor="text1" w:themeTint="D8" w:val="272727"/>
+    </w:rPr>
+  </w:style>
+  <w:style w:styleId="Heading9" w:type="paragraph">
+    <w:name w:val="heading 9"/>
     <w:basedOn w:val="Normal"/>
     <w:next w:val="BodyText"/>
+    <w:link w:val="Heading9Char"/>
     <w:uiPriority w:val="9"/>
+    <w:semiHidden/>
     <w:unhideWhenUsed/>
     <w:qFormat/>
+    <w:rsid w:val="00A10FD9"/>
     <w:pPr>
       <w:keepNext/>
       <w:keepLines/>
-      <w:spacing w:before="200" w:after="0"/>
+      <w:spacing w:after="0"/>
       <w:outlineLvl w:val="8"/>
     </w:pPr>
     <w:rPr>
-      <w:rFonts w:asciiTheme="majorHAnsi" w:eastAsiaTheme="majorEastAsia" w:hAnsiTheme="majorHAnsi" w:cstheme="majorBidi"/>
-      <w:color w:val="4F81BD" w:themeColor="accent1"/>
-      <w:sz w:val="24"/>
-      <w:szCs w:val="24"/>
-    </w:rPr>
-  </w:style>
-  <w:style w:type="paragraph" w:styleId="BlockText">
+      <w:rFonts w:cstheme="majorBidi" w:eastAsiaTheme="majorEastAsia"/>
+      <w:color w:themeColor="text1" w:themeTint="D8" w:val="272727"/>
+    </w:rPr>
+  </w:style>
+  <w:style w:customStyle="1" w:styleId="Heading1Char" w:type="character">
+    <w:name w:val="Heading 1 Char"/>
+    <w:basedOn w:val="DefaultParagraphFont"/>
+    <w:link w:val="Heading1"/>
+    <w:uiPriority w:val="9"/>
+    <w:rsid w:val="00A10FD9"/>
+    <w:rPr>
+      <w:rFonts w:asciiTheme="majorHAnsi" w:cstheme="majorBidi" w:eastAsiaTheme="majorEastAsia" w:hAnsiTheme="majorHAnsi"/>
+      <w:color w:themeColor="accent1" w:themeShade="BF" w:val="0F4761"/>
+      <w:sz w:val="40"/>
+      <w:szCs w:val="40"/>
+    </w:rPr>
+  </w:style>
+  <w:style w:customStyle="1" w:styleId="Heading2Char" w:type="character">
+    <w:name w:val="Heading 2 Char"/>
+    <w:basedOn w:val="DefaultParagraphFont"/>
+    <w:link w:val="Heading2"/>
+    <w:uiPriority w:val="9"/>
+    <w:semiHidden/>
+    <w:rsid w:val="00A10FD9"/>
+    <w:rPr>
+      <w:rFonts w:asciiTheme="majorHAnsi" w:cstheme="majorBidi" w:eastAsiaTheme="majorEastAsia" w:hAnsiTheme="majorHAnsi"/>
+      <w:color w:themeColor="accent1" w:themeShade="BF" w:val="0F4761"/>
+      <w:sz w:val="32"/>
+      <w:szCs w:val="32"/>
+    </w:rPr>
+  </w:style>
+  <w:style w:customStyle="1" w:styleId="Heading3Char" w:type="character">
+    <w:name w:val="Heading 3 Char"/>
+    <w:basedOn w:val="DefaultParagraphFont"/>
+    <w:link w:val="Heading3"/>
+    <w:uiPriority w:val="9"/>
+    <w:semiHidden/>
+    <w:rsid w:val="00A10FD9"/>
+    <w:rPr>
+      <w:rFonts w:cstheme="majorBidi" w:eastAsiaTheme="majorEastAsia"/>
+      <w:color w:themeColor="accent1" w:themeShade="BF" w:val="0F4761"/>
+      <w:sz w:val="28"/>
+      <w:szCs w:val="28"/>
+    </w:rPr>
+  </w:style>
+  <w:style w:customStyle="1" w:styleId="Heading4Char" w:type="character">
+    <w:name w:val="Heading 4 Char"/>
+    <w:basedOn w:val="DefaultParagraphFont"/>
+    <w:link w:val="Heading4"/>
+    <w:uiPriority w:val="9"/>
+    <w:semiHidden/>
+    <w:rsid w:val="00A10FD9"/>
+    <w:rPr>
+      <w:rFonts w:cstheme="majorBidi" w:eastAsiaTheme="majorEastAsia"/>
+      <w:i/>
+      <w:iCs/>
+      <w:color w:themeColor="accent1" w:themeShade="BF" w:val="0F4761"/>
+    </w:rPr>
+  </w:style>
+  <w:style w:customStyle="1" w:styleId="Heading5Char" w:type="character">
+    <w:name w:val="Heading 5 Char"/>
+    <w:basedOn w:val="DefaultParagraphFont"/>
+    <w:link w:val="Heading5"/>
+    <w:uiPriority w:val="9"/>
+    <w:semiHidden/>
+    <w:rsid w:val="00A10FD9"/>
+    <w:rPr>
+      <w:rFonts w:cstheme="majorBidi" w:eastAsiaTheme="majorEastAsia"/>
+      <w:color w:themeColor="accent1" w:themeShade="BF" w:val="0F4761"/>
+    </w:rPr>
+  </w:style>
+  <w:style w:customStyle="1" w:styleId="Heading6Char" w:type="character">
+    <w:name w:val="Heading 6 Char"/>
+    <w:basedOn w:val="DefaultParagraphFont"/>
+    <w:link w:val="Heading6"/>
+    <w:uiPriority w:val="9"/>
+    <w:semiHidden/>
+    <w:rsid w:val="00A10FD9"/>
+    <w:rPr>
+      <w:rFonts w:cstheme="majorBidi" w:eastAsiaTheme="majorEastAsia"/>
+      <w:i/>
+      <w:iCs/>
+      <w:color w:themeColor="text1" w:themeTint="A6" w:val="595959"/>
+    </w:rPr>
+  </w:style>
+  <w:style w:customStyle="1" w:styleId="Heading7Char" w:type="character">
+    <w:name w:val="Heading 7 Char"/>
+    <w:basedOn w:val="DefaultParagraphFont"/>
+    <w:link w:val="Heading7"/>
+    <w:uiPriority w:val="9"/>
+    <w:semiHidden/>
+    <w:rsid w:val="00A10FD9"/>
+    <w:rPr>
+      <w:rFonts w:cstheme="majorBidi" w:eastAsiaTheme="majorEastAsia"/>
+      <w:color w:themeColor="text1" w:themeTint="A6" w:val="595959"/>
+    </w:rPr>
+  </w:style>
+  <w:style w:customStyle="1" w:styleId="Heading8Char" w:type="character">
+    <w:name w:val="Heading 8 Char"/>
+    <w:basedOn w:val="DefaultParagraphFont"/>
+    <w:link w:val="Heading8"/>
+    <w:uiPriority w:val="9"/>
+    <w:semiHidden/>
+    <w:rsid w:val="00A10FD9"/>
+    <w:rPr>
+      <w:rFonts w:cstheme="majorBidi" w:eastAsiaTheme="majorEastAsia"/>
+      <w:i/>
+      <w:iCs/>
+      <w:color w:themeColor="text1" w:themeTint="D8" w:val="272727"/>
+    </w:rPr>
+  </w:style>
+  <w:style w:customStyle="1" w:styleId="Heading9Char" w:type="character">
+    <w:name w:val="Heading 9 Char"/>
+    <w:basedOn w:val="DefaultParagraphFont"/>
+    <w:link w:val="Heading9"/>
+    <w:uiPriority w:val="9"/>
+    <w:semiHidden/>
+    <w:rsid w:val="00A10FD9"/>
+    <w:rPr>
+      <w:rFonts w:cstheme="majorBidi" w:eastAsiaTheme="majorEastAsia"/>
+      <w:color w:themeColor="text1" w:themeTint="D8" w:val="272727"/>
+    </w:rPr>
+  </w:style>
+  <w:style w:styleId="BlockText" w:type="paragraph">
     <w:name w:val="Block Text"/>
     <w:basedOn w:val="BodyText"/>
     <w:next w:val="BodyText"/>
@@ -3042,11 +3691,11 @@
     <w:unhideWhenUsed/>
     <w:qFormat/>
     <w:pPr>
-      <w:spacing w:before="100" w:after="100"/>
+      <w:spacing w:after="100" w:before="100"/>
       <w:ind w:firstLine="0" w:left="480" w:right="480"/>
     </w:pPr>
   </w:style>
-  <w:style w:type="paragraph" w:styleId="FootnoteText">
+  <w:style w:styleId="FootnoteText" w:type="paragraph">
     <w:name w:val="Footnote Text"/>
     <w:basedOn w:val="Normal"/>
     <w:next w:val="FootnoteText"/>
@@ -3054,28 +3703,48 @@
     <w:unhideWhenUsed/>
     <w:qFormat/>
   </w:style>
-  <w:style w:type="character" w:default="1" w:styleId="DefaultParagraphFont">
+  <w:style w:styleId="FootnoteBlockText" w:type="paragraph">
+    <w:name w:val="Footnote Block Text"/>
+    <w:basedOn w:val="FootnoteText"/>
+    <w:next w:val="FootnoteText"/>
+    <w:uiPriority w:val="9"/>
+    <w:unhideWhenUsed/>
+    <w:qFormat/>
+    <w:pPr>
+      <w:spacing w:after="100" w:before="100"/>
+      <w:ind w:firstLine="0" w:left="480" w:right="480"/>
+    </w:pPr>
+  </w:style>
+  <w:style w:default="1" w:styleId="DefaultParagraphFont" w:type="character">
     <w:name w:val="Default Paragraph Font"/>
     <w:semiHidden/>
     <w:unhideWhenUsed/>
   </w:style>
-  <w:style w:type="table" w:default="1" w:styleId="Table">
+  <w:style w:default="1" w:styleId="Table" w:type="table">
     <w:name w:val="Table"/>
     <w:basedOn w:val="TableNormal"/>
     <w:semiHidden/>
     <w:unhideWhenUsed/>
     <w:qFormat/>
     <w:tblPr>
-      <w:tblInd w:w="0" w:type="dxa"/>
+      <w:tblInd w:type="dxa" w:w="0"/>
       <w:tblCellMar>
-        <w:top w:w="0" w:type="dxa"/>
-        <w:left w:w="108" w:type="dxa"/>
-        <w:bottom w:w="0" w:type="dxa"/>
-        <w:right w:w="108" w:type="dxa"/>
+        <w:top w:type="dxa" w:w="0"/>
+        <w:left w:type="dxa" w:w="108"/>
+        <w:bottom w:type="dxa" w:w="0"/>
+        <w:right w:type="dxa" w:w="108"/>
       </w:tblCellMar>
     </w:tblPr>
-  </w:style>
-  <w:style w:type="paragraph" w:customStyle="1" w:styleId="DefinitionTerm">
+    <w:tblStylePr w:type="firstRow">
+      <w:tcPr>
+        <w:tcBorders>
+          <w:bottom w:val="single"/>
+        </w:tcBorders>
+        <w:vAlign w:val="bottom"/>
+      </w:tcPr>
+    </w:tblStylePr>
+  </w:style>
+  <w:style w:customStyle="1" w:styleId="DefinitionTerm" w:type="paragraph">
     <w:name w:val="Definition Term"/>
     <w:basedOn w:val="Normal"/>
     <w:next w:val="Definition"/>
@@ -3088,49 +3757,49 @@
       <w:b/>
     </w:rPr>
   </w:style>
-  <w:style w:type="paragraph" w:customStyle="1" w:styleId="Definition">
+  <w:style w:customStyle="1" w:styleId="Definition" w:type="paragraph">
     <w:name w:val="Definition"/>
     <w:basedOn w:val="Normal"/>
   </w:style>
-  <w:style w:type="paragraph" w:styleId="Caption">
+  <w:style w:styleId="Caption" w:type="paragraph">
     <w:name w:val="Caption"/>
     <w:basedOn w:val="Normal"/>
     <w:link w:val="BodyTextChar"/>
     <w:pPr>
-      <w:spacing w:before="0" w:after="120"/>
+      <w:spacing w:after="120" w:before="0"/>
     </w:pPr>
     <w:rPr>
       <w:i/>
     </w:rPr>
   </w:style>
-  <w:style w:type="paragraph" w:customStyle="1" w:styleId="TableCaption">
+  <w:style w:customStyle="1" w:styleId="TableCaption" w:type="paragraph">
     <w:name w:val="Table Caption"/>
     <w:basedOn w:val="Caption"/>
     <w:pPr>
       <w:keepNext/>
     </w:pPr>
   </w:style>
-  <w:style w:type="paragraph" w:customStyle="1" w:styleId="ImageCaption">
+  <w:style w:customStyle="1" w:styleId="ImageCaption" w:type="paragraph">
     <w:name w:val="Image Caption"/>
     <w:basedOn w:val="Caption"/>
   </w:style>
-  <w:style w:type="paragraph" w:customStyle="1" w:styleId="Figure">
+  <w:style w:customStyle="1" w:styleId="Figure" w:type="paragraph">
     <w:name w:val="Figure"/>
     <w:basedOn w:val="Normal"/>
   </w:style>
-  <w:style w:type="paragraph" w:customStyle="1" w:styleId="CaptionedFigure">
+  <w:style w:customStyle="1" w:styleId="CaptionedFigure" w:type="paragraph">
     <w:name w:val="Captioned Figure"/>
     <w:basedOn w:val="Figure"/>
     <w:pPr>
       <w:keepNext/>
     </w:pPr>
   </w:style>
-  <w:style w:type="character" w:customStyle="1" w:styleId="BodyTextChar">
+  <w:style w:customStyle="1" w:styleId="BodyTextChar" w:type="character">
     <w:name w:val="Body Text Char"/>
     <w:basedOn w:val="DefaultParagraphFont"/>
     <w:link w:val="BodyText"/>
   </w:style>
-  <w:style w:type="character" w:customStyle="1" w:styleId="VerbatimChar">
+  <w:style w:customStyle="1" w:styleId="VerbatimChar" w:type="character">
     <w:name w:val="Verbatim Char"/>
     <w:basedOn w:val="BodyTextChar"/>
     <w:rPr>
@@ -3138,21 +3807,25 @@
       <w:sz w:val="22"/>
     </w:rPr>
   </w:style>
-  <w:style w:type="character" w:styleId="FootnoteReference">
+  <w:style w:customStyle="1" w:styleId="SectionNumber" w:type="character">
+    <w:name w:val="Section Number"/>
+    <w:basedOn w:val="BodyTextChar"/>
+  </w:style>
+  <w:style w:styleId="FootnoteReference" w:type="character">
     <w:name w:val="Footnote Reference"/>
     <w:basedOn w:val="BodyTextChar"/>
     <w:rPr>
       <w:vertAlign w:val="superscript"/>
     </w:rPr>
   </w:style>
-  <w:style w:type="character" w:styleId="Hyperlink">
+  <w:style w:styleId="Hyperlink" w:type="character">
     <w:name w:val="Hyperlink"/>
     <w:basedOn w:val="BodyTextChar"/>
     <w:rPr>
-      <w:color w:val="4F81BD" w:themeColor="accent1"/>
-    </w:rPr>
-  </w:style>
-  <w:style w:type="paragraph" w:styleId="TOCHeading">
+      <w:color w:themeColor="accent1" w:val="4F81BD"/>
+    </w:rPr>
+  </w:style>
+  <w:style w:styleId="TOCHeading" w:type="paragraph">
     <w:name w:val="TOC Heading"/>
     <w:basedOn w:val="Heading1"/>
     <w:next w:val="BodyText"/>
@@ -3164,10 +3837,10 @@
       <w:outlineLvl w:val="9"/>
     </w:pPr>
     <w:rPr>
-      <w:rFonts w:asciiTheme="majorHAnsi" w:eastAsiaTheme="majorEastAsia" w:hAnsiTheme="majorHAnsi" w:cstheme="majorBidi"/>
+      <w:rFonts w:asciiTheme="majorHAnsi" w:cstheme="majorBidi" w:eastAsiaTheme="majorEastAsia" w:hAnsiTheme="majorHAnsi"/>
       <w:b w:val="0"/>
       <w:bCs w:val="0"/>
-      <w:color w:val="365F91" w:themeColor="accent1" w:themeShade="BF"/>
+      <w:color w:themeColor="accent1" w:themeShade="BF" w:val="365F91"/>
     </w:rPr>
   </w:style>
   <w:style w:type="paragraph" w:customStyle="1" w:styleId="SourceCode">
@@ -3182,8 +3855,8 @@
     <w:name w:val="KeywordTok"/>
     <w:basedOn w:val="VerbatimChar"/>
     <w:rPr>
+      <w:b/>
       <w:color w:val="007020"/>
-      <w:b/>
     </w:rPr>
   </w:style>
   <w:style w:type="character" w:customStyle="1" w:styleId="DataTypeTok">
@@ -3259,40 +3932,43 @@
   <w:style w:type="character" w:customStyle="1" w:styleId="ImportTok">
     <w:name w:val="ImportTok"/>
     <w:basedOn w:val="VerbatimChar"/>
-    <w:rPr/>
+    <w:rPr>
+      <w:b/>
+      <w:color w:val="008000"/>
+    </w:rPr>
   </w:style>
   <w:style w:type="character" w:customStyle="1" w:styleId="CommentTok">
     <w:name w:val="CommentTok"/>
     <w:basedOn w:val="VerbatimChar"/>
     <w:rPr>
+      <w:i/>
       <w:color w:val="60a0b0"/>
-      <w:i/>
     </w:rPr>
   </w:style>
   <w:style w:type="character" w:customStyle="1" w:styleId="DocumentationTok">
     <w:name w:val="DocumentationTok"/>
     <w:basedOn w:val="VerbatimChar"/>
     <w:rPr>
+      <w:i/>
       <w:color w:val="ba2121"/>
-      <w:i/>
     </w:rPr>
   </w:style>
   <w:style w:type="character" w:customStyle="1" w:styleId="AnnotationTok">
     <w:name w:val="AnnotationTok"/>
     <w:basedOn w:val="VerbatimChar"/>
     <w:rPr>
-      <w:color w:val="60a0b0"/>
       <w:b/>
       <w:i/>
+      <w:color w:val="60a0b0"/>
     </w:rPr>
   </w:style>
   <w:style w:type="character" w:customStyle="1" w:styleId="CommentVarTok">
     <w:name w:val="CommentVarTok"/>
     <w:basedOn w:val="VerbatimChar"/>
     <w:rPr>
-      <w:color w:val="60a0b0"/>
       <w:b/>
       <w:i/>
+      <w:color w:val="60a0b0"/>
     </w:rPr>
   </w:style>
   <w:style w:type="character" w:customStyle="1" w:styleId="OtherTok">
@@ -3320,8 +3996,8 @@
     <w:name w:val="ControlFlowTok"/>
     <w:basedOn w:val="VerbatimChar"/>
     <w:rPr>
+      <w:b/>
       <w:color w:val="007020"/>
-      <w:b/>
     </w:rPr>
   </w:style>
   <w:style w:type="character" w:customStyle="1" w:styleId="OperatorTok">
@@ -3334,7 +4010,9 @@
   <w:style w:type="character" w:customStyle="1" w:styleId="BuiltInTok">
     <w:name w:val="BuiltInTok"/>
     <w:basedOn w:val="VerbatimChar"/>
-    <w:rPr/>
+    <w:rPr>
+      <w:color w:val="008000"/>
+    </w:rPr>
   </w:style>
   <w:style w:type="character" w:customStyle="1" w:styleId="ExtensionTok">
     <w:name w:val="ExtensionTok"/>
@@ -3364,34 +4042,34 @@
     <w:name w:val="InformationTok"/>
     <w:basedOn w:val="VerbatimChar"/>
     <w:rPr>
-      <w:color w:val="60a0b0"/>
       <w:b/>
       <w:i/>
+      <w:color w:val="60a0b0"/>
     </w:rPr>
   </w:style>
   <w:style w:type="character" w:customStyle="1" w:styleId="WarningTok">
     <w:name w:val="WarningTok"/>
     <w:basedOn w:val="VerbatimChar"/>
     <w:rPr>
-      <w:color w:val="60a0b0"/>
       <w:b/>
       <w:i/>
+      <w:color w:val="60a0b0"/>
     </w:rPr>
   </w:style>
   <w:style w:type="character" w:customStyle="1" w:styleId="AlertTok">
     <w:name w:val="AlertTok"/>
     <w:basedOn w:val="VerbatimChar"/>
     <w:rPr>
+      <w:b/>
       <w:color w:val="ff0000"/>
-      <w:b/>
     </w:rPr>
   </w:style>
   <w:style w:type="character" w:customStyle="1" w:styleId="ErrorTok">
     <w:name w:val="ErrorTok"/>
     <w:basedOn w:val="VerbatimChar"/>
     <w:rPr>
+      <w:b/>
       <w:color w:val="ff0000"/>
-      <w:b/>
     </w:rPr>
   </w:style>
   <w:style w:type="character" w:customStyle="1" w:styleId="NormalTok">
@@ -3413,44 +4091,44 @@
         <a:sysClr val="window" lastClr="FFFFFF"/>
       </a:lt1>
       <a:dk2>
-        <a:srgbClr val="1F497D"/>
+        <a:srgbClr val="0E2841"/>
       </a:dk2>
       <a:lt2>
-        <a:srgbClr val="EEECE1"/>
+        <a:srgbClr val="E8E8E8"/>
       </a:lt2>
       <a:accent1>
-        <a:srgbClr val="4F81BD"/>
+        <a:srgbClr val="156082"/>
       </a:accent1>
       <a:accent2>
-        <a:srgbClr val="C0504D"/>
+        <a:srgbClr val="E97132"/>
       </a:accent2>
       <a:accent3>
-        <a:srgbClr val="9BBB59"/>
+        <a:srgbClr val="196B24"/>
       </a:accent3>
       <a:accent4>
-        <a:srgbClr val="8064A2"/>
+        <a:srgbClr val="0F9ED5"/>
       </a:accent4>
       <a:accent5>
-        <a:srgbClr val="4BACC6"/>
+        <a:srgbClr val="A02B93"/>
       </a:accent5>
       <a:accent6>
-        <a:srgbClr val="F79646"/>
+        <a:srgbClr val="4EA72E"/>
       </a:accent6>
       <a:hlink>
-        <a:srgbClr val="0000FF"/>
+        <a:srgbClr val="467886"/>
       </a:hlink>
       <a:folHlink>
-        <a:srgbClr val="800080"/>
+        <a:srgbClr val="96607D"/>
       </a:folHlink>
     </a:clrScheme>
     <a:fontScheme name="Office">
       <a:majorFont>
-        <a:latin typeface="Calibri"/>
+        <a:latin typeface="Aptos Display" panose="02110004020202020204"/>
         <a:ea typeface=""/>
         <a:cs typeface=""/>
-        <a:font script="Jpan" typeface="ＭＳ ゴシック"/>
+        <a:font script="Jpan" typeface="游ゴシック Light"/>
         <a:font script="Hang" typeface="맑은 고딕"/>
-        <a:font script="Hans" typeface="宋体"/>
+        <a:font script="Hans" typeface="等线 Light"/>
         <a:font script="Hant" typeface="新細明體"/>
         <a:font script="Arab" typeface="Times New Roman"/>
         <a:font script="Hebr" typeface="Times New Roman"/>
@@ -3477,14 +4155,32 @@
         <a:font script="Mong" typeface="Mongolian Baiti"/>
         <a:font script="Viet" typeface="Times New Roman"/>
         <a:font script="Uigh" typeface="Microsoft Uighur"/>
+        <a:font script="Geor" typeface="Sylfaen"/>
+        <a:font script="Armn" typeface="Arial"/>
+        <a:font script="Bugi" typeface="Leelawadee UI"/>
+        <a:font script="Bopo" typeface="Microsoft JhengHei"/>
+        <a:font script="Java" typeface="Javanese Text"/>
+        <a:font script="Lisu" typeface="Segoe UI"/>
+        <a:font script="Mymr" typeface="Myanmar Text"/>
+        <a:font script="Nkoo" typeface="Ebrima"/>
+        <a:font script="Olck" typeface="Nirmala UI"/>
+        <a:font script="Osma" typeface="Ebrima"/>
+        <a:font script="Phag" typeface="Phagspa"/>
+        <a:font script="Syrn" typeface="Estrangelo Edessa"/>
+        <a:font script="Syrj" typeface="Estrangelo Edessa"/>
+        <a:font script="Syre" typeface="Estrangelo Edessa"/>
+        <a:font script="Sora" typeface="Nirmala UI"/>
+        <a:font script="Tale" typeface="Microsoft Tai Le"/>
+        <a:font script="Talu" typeface="Microsoft New Tai Lue"/>
+        <a:font script="Tfng" typeface="Ebrima"/>
       </a:majorFont>
       <a:minorFont>
-        <a:latin typeface="Cambria"/>
+        <a:latin typeface="Aptos" panose="02110004020202020204"/>
         <a:ea typeface=""/>
         <a:cs typeface=""/>
-        <a:font script="Jpan" typeface="ＭＳ 明朝"/>
+        <a:font script="Jpan" typeface="游明朝"/>
         <a:font script="Hang" typeface="맑은 고딕"/>
-        <a:font script="Hans" typeface="宋体"/>
+        <a:font script="Hans" typeface="等线"/>
         <a:font script="Hant" typeface="新細明體"/>
         <a:font script="Arab" typeface="Arial"/>
         <a:font script="Hebr" typeface="Arial"/>
@@ -3511,6 +4207,24 @@
         <a:font script="Mong" typeface="Mongolian Baiti"/>
         <a:font script="Viet" typeface="Arial"/>
         <a:font script="Uigh" typeface="Microsoft Uighur"/>
+        <a:font script="Geor" typeface="Sylfaen"/>
+        <a:font script="Armn" typeface="Arial"/>
+        <a:font script="Bugi" typeface="Leelawadee UI"/>
+        <a:font script="Bopo" typeface="Microsoft JhengHei"/>
+        <a:font script="Java" typeface="Javanese Text"/>
+        <a:font script="Lisu" typeface="Segoe UI"/>
+        <a:font script="Mymr" typeface="Myanmar Text"/>
+        <a:font script="Nkoo" typeface="Ebrima"/>
+        <a:font script="Olck" typeface="Nirmala UI"/>
+        <a:font script="Osma" typeface="Ebrima"/>
+        <a:font script="Phag" typeface="Phagspa"/>
+        <a:font script="Syrn" typeface="Estrangelo Edessa"/>
+        <a:font script="Syrj" typeface="Estrangelo Edessa"/>
+        <a:font script="Syre" typeface="Estrangelo Edessa"/>
+        <a:font script="Sora" typeface="Nirmala UI"/>
+        <a:font script="Tale" typeface="Microsoft Tai Le"/>
+        <a:font script="Talu" typeface="Microsoft New Tai Lue"/>
+        <a:font script="Tfng" typeface="Ebrima"/>
       </a:minorFont>
     </a:fontScheme>
     <a:fmtScheme name="Office">
@@ -3522,200 +4236,141 @@
           <a:gsLst>
             <a:gs pos="0">
               <a:schemeClr val="phClr">
-                <a:tint val="50000"/>
-                <a:satMod val="300000"/>
+                <a:lumMod val="110000"/>
+                <a:satMod val="105000"/>
+                <a:tint val="67000"/>
               </a:schemeClr>
             </a:gs>
-            <a:gs pos="35000">
+            <a:gs pos="50000">
               <a:schemeClr val="phClr">
-                <a:tint val="37000"/>
-                <a:satMod val="300000"/>
+                <a:lumMod val="105000"/>
+                <a:satMod val="103000"/>
+                <a:tint val="73000"/>
               </a:schemeClr>
             </a:gs>
             <a:gs pos="100000">
               <a:schemeClr val="phClr">
-                <a:tint val="15000"/>
-                <a:satMod val="350000"/>
+                <a:lumMod val="105000"/>
+                <a:satMod val="109000"/>
+                <a:tint val="81000"/>
               </a:schemeClr>
             </a:gs>
           </a:gsLst>
-          <a:lin ang="16200000" scaled="1"/>
+          <a:lin ang="5400000" scaled="0"/>
         </a:gradFill>
         <a:gradFill rotWithShape="1">
           <a:gsLst>
             <a:gs pos="0">
               <a:schemeClr val="phClr">
-                <a:tint val="100000"/>
+                <a:satMod val="103000"/>
+                <a:lumMod val="102000"/>
+                <a:tint val="94000"/>
+              </a:schemeClr>
+            </a:gs>
+            <a:gs pos="50000">
+              <a:schemeClr val="phClr">
+                <a:satMod val="110000"/>
+                <a:lumMod val="100000"/>
                 <a:shade val="100000"/>
-                <a:satMod val="130000"/>
               </a:schemeClr>
             </a:gs>
             <a:gs pos="100000">
               <a:schemeClr val="phClr">
-                <a:tint val="50000"/>
-                <a:shade val="100000"/>
-                <a:satMod val="350000"/>
+                <a:lumMod val="99000"/>
+                <a:satMod val="120000"/>
+                <a:shade val="78000"/>
               </a:schemeClr>
             </a:gs>
           </a:gsLst>
-          <a:lin ang="16200000" scaled="0"/>
+          <a:lin ang="5400000" scaled="0"/>
         </a:gradFill>
       </a:fillStyleLst>
       <a:lnStyleLst>
-        <a:ln w="9525" cap="flat" cmpd="sng" algn="ctr">
-          <a:solidFill>
-            <a:schemeClr val="phClr">
-              <a:shade val="95000"/>
-              <a:satMod val="105000"/>
-            </a:schemeClr>
-          </a:solidFill>
-          <a:prstDash val="solid"/>
-        </a:ln>
-        <a:ln w="25400" cap="flat" cmpd="sng" algn="ctr">
+        <a:ln w="6350" cap="flat" cmpd="sng" algn="ctr">
           <a:solidFill>
             <a:schemeClr val="phClr"/>
           </a:solidFill>
           <a:prstDash val="solid"/>
+          <a:miter lim="800000"/>
         </a:ln>
-        <a:ln w="38100" cap="flat" cmpd="sng" algn="ctr">
+        <a:ln w="12700" cap="flat" cmpd="sng" algn="ctr">
           <a:solidFill>
             <a:schemeClr val="phClr"/>
           </a:solidFill>
           <a:prstDash val="solid"/>
+          <a:miter lim="800000"/>
+        </a:ln>
+        <a:ln w="19050" cap="flat" cmpd="sng" algn="ctr">
+          <a:solidFill>
+            <a:schemeClr val="phClr"/>
+          </a:solidFill>
+          <a:prstDash val="solid"/>
+          <a:miter lim="800000"/>
         </a:ln>
       </a:lnStyleLst>
       <a:effectStyleLst>
         <a:effectStyle>
+          <a:effectLst/>
+        </a:effectStyle>
+        <a:effectStyle>
+          <a:effectLst/>
+        </a:effectStyle>
+        <a:effectStyle>
           <a:effectLst>
-            <a:outerShdw blurRad="40000" dist="20000" dir="5400000" rotWithShape="0">
+            <a:outerShdw blurRad="57150" dist="19050" dir="5400000" algn="ctr" rotWithShape="0">
               <a:srgbClr val="000000">
-                <a:alpha val="38000"/>
+                <a:alpha val="63000"/>
               </a:srgbClr>
             </a:outerShdw>
           </a:effectLst>
-        </a:effectStyle>
-        <a:effectStyle>
-          <a:effectLst>
-            <a:outerShdw blurRad="40000" dist="23000" dir="5400000" rotWithShape="0">
-              <a:srgbClr val="000000">
-                <a:alpha val="35000"/>
-              </a:srgbClr>
-            </a:outerShdw>
-          </a:effectLst>
-        </a:effectStyle>
-        <a:effectStyle>
-          <a:effectLst>
-            <a:outerShdw blurRad="40000" dist="23000" dir="5400000" rotWithShape="0">
-              <a:srgbClr val="000000">
-                <a:alpha val="35000"/>
-              </a:srgbClr>
-            </a:outerShdw>
-          </a:effectLst>
-          <a:scene3d>
-            <a:camera prst="orthographicFront">
-              <a:rot lat="0" lon="0" rev="0"/>
-            </a:camera>
-            <a:lightRig rig="threePt" dir="t">
-              <a:rot lat="0" lon="0" rev="1200000"/>
-            </a:lightRig>
-          </a:scene3d>
-          <a:sp3d>
-            <a:bevelT w="63500" h="25400"/>
-          </a:sp3d>
         </a:effectStyle>
       </a:effectStyleLst>
       <a:bgFillStyleLst>
         <a:solidFill>
           <a:schemeClr val="phClr"/>
         </a:solidFill>
+        <a:solidFill>
+          <a:schemeClr val="phClr">
+            <a:tint val="95000"/>
+            <a:satMod val="170000"/>
+          </a:schemeClr>
+        </a:solidFill>
         <a:gradFill rotWithShape="1">
           <a:gsLst>
             <a:gs pos="0">
               <a:schemeClr val="phClr">
-                <a:tint val="40000"/>
-                <a:satMod val="350000"/>
+                <a:tint val="93000"/>
+                <a:satMod val="150000"/>
+                <a:shade val="98000"/>
+                <a:lumMod val="102000"/>
               </a:schemeClr>
             </a:gs>
-            <a:gs pos="40000">
+            <a:gs pos="50000">
               <a:schemeClr val="phClr">
-                <a:tint val="45000"/>
-                <a:shade val="99000"/>
-                <a:satMod val="350000"/>
+                <a:tint val="98000"/>
+                <a:satMod val="130000"/>
+                <a:shade val="90000"/>
+                <a:lumMod val="103000"/>
               </a:schemeClr>
             </a:gs>
             <a:gs pos="100000">
               <a:schemeClr val="phClr">
-                <a:shade val="20000"/>
-                <a:satMod val="255000"/>
+                <a:shade val="63000"/>
+                <a:satMod val="120000"/>
               </a:schemeClr>
             </a:gs>
           </a:gsLst>
-          <a:path path="circle">
-            <a:fillToRect l="50000" t="-80000" r="50000" b="180000"/>
-          </a:path>
-        </a:gradFill>
-        <a:gradFill rotWithShape="1">
-          <a:gsLst>
-            <a:gs pos="0">
-              <a:schemeClr val="phClr">
-                <a:tint val="80000"/>
-                <a:satMod val="300000"/>
-              </a:schemeClr>
-            </a:gs>
-            <a:gs pos="100000">
-              <a:schemeClr val="phClr">
-                <a:shade val="30000"/>
-                <a:satMod val="200000"/>
-              </a:schemeClr>
-            </a:gs>
-          </a:gsLst>
-          <a:path path="circle">
-            <a:fillToRect l="50000" t="50000" r="50000" b="50000"/>
-          </a:path>
+          <a:lin ang="5400000" scaled="0"/>
         </a:gradFill>
       </a:bgFillStyleLst>
     </a:fmtScheme>
   </a:themeElements>
-  <a:objectDefaults>
-    <a:spDef>
-      <a:spPr/>
-      <a:bodyPr/>
-      <a:lstStyle/>
-      <a:style>
-        <a:lnRef idx="1">
-          <a:schemeClr val="accent1"/>
-        </a:lnRef>
-        <a:fillRef idx="3">
-          <a:schemeClr val="accent1"/>
-        </a:fillRef>
-        <a:effectRef idx="2">
-          <a:schemeClr val="accent1"/>
-        </a:effectRef>
-        <a:fontRef idx="minor">
-          <a:schemeClr val="lt1"/>
-        </a:fontRef>
-      </a:style>
-    </a:spDef>
-    <a:lnDef>
-      <a:spPr/>
-      <a:bodyPr/>
-      <a:lstStyle/>
-      <a:style>
-        <a:lnRef idx="2">
-          <a:schemeClr val="accent1"/>
-        </a:lnRef>
-        <a:fillRef idx="0">
-          <a:schemeClr val="accent1"/>
-        </a:fillRef>
-        <a:effectRef idx="1">
-          <a:schemeClr val="accent1"/>
-        </a:effectRef>
-        <a:fontRef idx="minor">
-          <a:schemeClr val="tx1"/>
-        </a:fontRef>
-      </a:style>
-    </a:lnDef>
-  </a:objectDefaults>
+  <a:objectDefaults/>
   <a:extraClrSchemeLst/>
+  <a:extLst>
+    <a:ext uri="{05A4C25C-085E-4340-85A3-A5531E510DB2}">
+      <thm15:themeFamily xmlns:thm15="http://schemas.microsoft.com/office/thememl/2012/main" name="Office Theme" id="{2E142A2C-CD16-42D6-873A-C26D2A0506FA}" vid="{1BDDFF52-6CD6-40A5-AB3C-68EB2F1E4D0A}"/>
+    </a:ext>
+  </a:extLst>
 </a:theme>
 </file>